--- a/docs/Final_Report.docx
+++ b/docs/Final_Report.docx
@@ -28,7 +28,24 @@
         <w:jc w:val="both"/>
       </w:pPr>
       <w:r>
-        <w:t>This project delivers an end-to-end anomaly detection system for telemetry time series. The pipeline trains and evaluates models offline on a laptop, then deploys the trained artifacts to a Raspberry Pi for streaming inference. The implemented model set is `zscore`, `iforest`, `lstm_ae`, and `cnn_ae`, and the datasets are NAB `realAWSCloudwatch` and SKAB.</w:t>
+        <w:t>This project implements an end-to-end anomaly detection system for telemetry time series. Models are trained and evaluated offline on a laptop, then deployed as saved artifacts to a Raspberry Pi for streaming inference. The evaluated model set is `zscore`, `iforest`, `lstm_ae`, and `cnn_ae`, and the datasets are SKAB and NAB `realAWSCloudwatch`.</w:t>
+      </w:r>
+    </w:p>
+    <w:p>
+      <w:r>
+        <w:rPr>
+          <w:b/>
+          <w:sz w:val="24"/>
+        </w:rPr>
+        <w:t>Executive Summary</w:t>
+      </w:r>
+    </w:p>
+    <w:p>
+      <w:pPr>
+        <w:jc w:val="both"/>
+      </w:pPr>
+      <w:r>
+        <w:t>This project combines offline model development on a laptop with streaming inference on a Raspberry Pi. The offline stage includes data loading, preprocessing, feature engineering, training, threshold calibration, evaluation, and reporting, while the online stage uses FastAPI and Tailscale so the Pi can pull telemetry from the laptop and score it locally. Four models were compared: Z-score, Isolation Forest, LSTM-AE, and CNN-AE. The evaluation uses point-level metrics, event-level metrics, and PR-AUC so that both statistical accuracy and operational alert coherence are captured. Across the experiments, calibrated simple models performed very well on SKAB, especially when the stream contained a stable normal warmup segment. On the harder NAB `realAWSCloudwatch` series, the temporal autoencoders were generally stronger, particularly when the anomaly was embedded in noisier and less stationary cloud telemetry.</w:t>
       </w:r>
     </w:p>
     <w:p>
@@ -45,7 +62,7 @@
         <w:jc w:val="both"/>
       </w:pPr>
       <w:r>
-        <w:t>The offline stage handles dataset loading, preprocessing, feature engineering, model training, threshold calibration, evaluation, and visualization. The implementation was designed so that the same preprocessing assumptions used offline can be preserved later during streaming inference on the Raspberry Pi.</w:t>
+        <w:t>The offline stage covers dataset loading, preprocessing, feature engineering, training, threshold calibration, evaluation, and visualization. The pipeline was designed so that the same feature assumptions used offline can be reproduced later during streaming inference on the Raspberry Pi.</w:t>
       </w:r>
     </w:p>
     <w:p>
@@ -54,7 +71,7 @@
           <w:b/>
           <w:sz w:val="24"/>
         </w:rPr>
-        <w:t>2.1 Data characteristics</w:t>
+        <w:t>2.1 Data Characteristics</w:t>
       </w:r>
     </w:p>
     <w:p>
@@ -62,7 +79,7 @@
         <w:jc w:val="both"/>
       </w:pPr>
       <w:r>
-        <w:t>The two datasets are useful because they stress the pipeline in different ways.</w:t>
+        <w:t>The two datasets stress the system in different ways.</w:t>
       </w:r>
     </w:p>
     <w:p>
@@ -70,7 +87,7 @@
         <w:pStyle w:val="ListBullet"/>
       </w:pPr>
       <w:r>
-        <w:t>**SKAB** is closer to a controlled industrial setting. Training uses the anomaly-free file and testing uses `valve1/1.csv`, so the learning problem is clean: learn normal behaviour first, then detect a fault in a separate operational trace. This makes SKAB a good benchmark for checking whether the models can clearly separate normal and abnormal behaviour.</w:t>
+        <w:t>SKAB is closer to a controlled industrial setting. Training uses the anomaly-free file and testing uses `valve1/1.csv`, so the learning problem is clean: learn normal behaviour first, then detect a fault in a separate operational trace.</w:t>
       </w:r>
     </w:p>
     <w:p>
@@ -78,7 +95,15 @@
         <w:pStyle w:val="ListBullet"/>
       </w:pPr>
       <w:r>
-        <w:t>**NAB realAWSCloudwatch** is more operationally messy. The AWS series are noisier, more non-stationary, and less uniform than SKAB. Their anomaly windows are defined as labeled intervals rather than isolated spikes, so there is more ambiguity around the exact event boundaries. This is why event-level metrics matter strongly for NAB.</w:t>
+        <w:t>NAB `</w:t>
+      </w:r>
+      <w:proofErr w:type="spellStart"/>
+      <w:r>
+        <w:t>realAWSCloudwatch</w:t>
+      </w:r>
+      <w:proofErr w:type="spellEnd"/>
+      <w:r>
+        <w:t>` is operationally noisier. The AWS series are less stationary, less uniform, and more ambiguous at the event boundary level, which is why event-level metrics matter strongly.</w:t>
       </w:r>
     </w:p>
     <w:p>
@@ -86,7 +111,7 @@
         <w:jc w:val="both"/>
       </w:pPr>
       <w:r>
-        <w:t>In practical terms, SKAB is the better dataset for demonstrating stable thresholding, while NAB is the better dataset for testing robustness to drift, trend, and noisier real-world telemetry.</w:t>
+        <w:t>In practical terms, SKAB is the clearest dataset for threshold calibration and stable alerting, while NAB is the better test for robustness to drift, trend, and cloud-style telemetry noise.</w:t>
       </w:r>
     </w:p>
     <w:p>
@@ -95,7 +120,7 @@
           <w:b/>
           <w:sz w:val="24"/>
         </w:rPr>
-        <w:t>2.2 Preprocessing and feature engineering</w:t>
+        <w:t>2.2 Preprocessing and Feature Engineering</w:t>
       </w:r>
     </w:p>
     <w:p>
@@ -103,7 +128,7 @@
         <w:jc w:val="both"/>
       </w:pPr>
       <w:r>
-        <w:t>The preprocessing path includes timestamp parsing, missing-value handling, interpolation, rolling detrending, smoothing/standardization where configured, lag embeddings, rolling statistics, FFT features, and optional STL seasonality review.</w:t>
+        <w:t>The preprocessing path includes timestamp parsing, missing-value handling, interpolation, rolling detrending, smoothing and standardization where configured, lag embeddings, rolling statistics, FFT features, and optional STL seasonality review.</w:t>
       </w:r>
     </w:p>
     <w:p>
@@ -111,7 +136,8 @@
         <w:jc w:val="both"/>
       </w:pPr>
       <w:r>
-        <w:t>The base configuration uses a sliding window of `60` points with stride `1`, standardization enabled, lag steps `[1, 5, 10]`, and FFT energy features. These choices were made to give the baseline models access not only to the current point but also to short-term temporal context.</w:t>
+        <w:lastRenderedPageBreak/>
+        <w:t>The base configuration uses a sliding window of `60` points with stride `1`, standardization, lag steps `[1, 5, 10]`, and FFT energy features. These choices allow the baseline models to use short temporal context rather than only the current point.</w:t>
       </w:r>
     </w:p>
     <w:p>
@@ -119,7 +145,7 @@
         <w:jc w:val="both"/>
       </w:pPr>
       <w:r>
-        <w:t>Dataset-specific preprocessing choices matter:</w:t>
+        <w:t>Dataset-specific configuration matters:</w:t>
       </w:r>
     </w:p>
     <w:p>
@@ -127,14 +153,7 @@
         <w:pStyle w:val="ListBullet"/>
       </w:pPr>
       <w:r>
-        <w:rPr>
-          <w:b/>
-          <w:bCs/>
-        </w:rPr>
-        <w:t>SKAB</w:t>
-      </w:r>
-      <w:r>
-        <w:t xml:space="preserve"> uses warmup-based threshold calibration during streaming because the normal prefix of the test stream is useful for estimating a deployment threshold.</w:t>
+        <w:t>SKAB uses warmup-based threshold calibration during streaming because the normal prefix of the test stream provides a practical calibration region.</w:t>
       </w:r>
     </w:p>
     <w:p>
@@ -142,52 +161,7 @@
         <w:pStyle w:val="ListBullet"/>
       </w:pPr>
       <w:r>
-        <w:rPr>
-          <w:b/>
-          <w:bCs/>
-        </w:rPr>
-        <w:t>NAB</w:t>
-      </w:r>
-      <w:r>
-        <w:rPr>
-          <w:b/>
-          <w:bCs/>
-        </w:rPr>
-        <w:t xml:space="preserve"> </w:t>
-      </w:r>
-      <w:r>
-        <w:t>uses an anomaly-aware split and a rolling detrend window of `144` samples. This is important because the AWS metrics contain slow level shifts that can make simple thresholding unstable if the trend is not removed first.</w:t>
-      </w:r>
-    </w:p>
-    <w:p>
-      <w:pPr>
-        <w:pStyle w:val="ListBullet"/>
-      </w:pPr>
-      <w:r>
-        <w:rPr>
-          <w:b/>
-          <w:bCs/>
-        </w:rPr>
-        <w:lastRenderedPageBreak/>
-        <w:t>NAB</w:t>
-      </w:r>
-      <w:r>
-        <w:rPr>
-          <w:b/>
-          <w:bCs/>
-        </w:rPr>
-        <w:t xml:space="preserve"> </w:t>
-      </w:r>
-      <w:r>
-        <w:t>also uses `</w:t>
-      </w:r>
-      <w:proofErr w:type="spellStart"/>
-      <w:r>
-        <w:t>drop_labeled_anomalies_from_train</w:t>
-      </w:r>
-      <w:proofErr w:type="spellEnd"/>
-      <w:r>
-        <w:t>: true`, which prevents the training partition from being contaminated by known anomalous windows.</w:t>
+        <w:t>NAB uses an anomaly-aware split, `drop_labeled_anomalies_from_train: true`, and a rolling detrend window of `144` samples so that slow cloud-metric shifts are less likely to dominate the anomaly score.</w:t>
       </w:r>
     </w:p>
     <w:p>
@@ -195,7 +169,7 @@
         <w:jc w:val="both"/>
       </w:pPr>
       <w:r>
-        <w:t>These processing choices directly affect model behaviour. For example, detrending helps prevent slow shifts from being interpreted as anomalies, while lag and FFT features help the simpler baseline models respond to short temporal patterns that would otherwise be invisible in a pure pointwise setup.</w:t>
+        <w:t>These decisions materially affect performance. In this project, preprocessing is not a minor implementation detail; it is part of the anomaly detector.</w:t>
       </w:r>
     </w:p>
     <w:p>
@@ -204,7 +178,7 @@
           <w:b/>
           <w:sz w:val="24"/>
         </w:rPr>
-        <w:t>2.3 Model roles and expected behaviour</w:t>
+        <w:t>2.3 Model Roles</w:t>
       </w:r>
     </w:p>
     <w:p>
@@ -212,7 +186,7 @@
         <w:jc w:val="both"/>
       </w:pPr>
       <w:r>
-        <w:t>The four implemented models serve different roles in the pipeline rather than being interchangeable alternatives.</w:t>
+        <w:t>The four implemented models serve different roles rather than acting as interchangeable alternatives.</w:t>
       </w:r>
     </w:p>
     <w:p>
@@ -220,14 +194,7 @@
         <w:pStyle w:val="ListBullet"/>
       </w:pPr>
       <w:r>
-        <w:rPr>
-          <w:b/>
-          <w:bCs/>
-        </w:rPr>
-        <w:t>Z-score</w:t>
-      </w:r>
-      <w:r>
-        <w:t xml:space="preserve"> is the most interpretable model. It works well when anomalies create a clear deviation in magnitude relative to recent normal behaviour. It is also very sensitive to threshold calibration, which is why it performed especially well on SKAB after warmup calibration.</w:t>
+        <w:t>Z-score is the simplest and most interpretable detector. It works well when anomalies create a clear deviation relative to recent normal behaviour, but it is sensitive to threshold calibration.</w:t>
       </w:r>
     </w:p>
     <w:p>
@@ -235,24 +202,7 @@
         <w:pStyle w:val="ListBullet"/>
       </w:pPr>
       <w:r>
-        <w:rPr>
-          <w:b/>
-          <w:bCs/>
-        </w:rPr>
-        <w:t>Isolation</w:t>
-      </w:r>
-      <w:r>
-        <w:t xml:space="preserve"> </w:t>
-      </w:r>
-      <w:r>
-        <w:rPr>
-          <w:b/>
-          <w:bCs/>
-        </w:rPr>
-        <w:t>Forest</w:t>
-      </w:r>
-      <w:r>
-        <w:t xml:space="preserve"> is a stronger baseline than plain thresholding because it can combine multiple engineered features nonlinearly. However, it also tends to produce fragmented detections when the score fluctuates around the threshold, which is visible in the large predicted event counts on some splits.</w:t>
+        <w:t>Isolation Forest is a stronger baseline than thresholding because it combines engineered features nonlinearly, but it often fragments alerts when the anomaly score oscillates around the threshold.</w:t>
       </w:r>
     </w:p>
     <w:p>
@@ -260,24 +210,7 @@
         <w:pStyle w:val="ListBullet"/>
       </w:pPr>
       <w:r>
-        <w:rPr>
-          <w:b/>
-          <w:bCs/>
-        </w:rPr>
-        <w:t>LSTM</w:t>
-      </w:r>
-      <w:r>
-        <w:t xml:space="preserve"> </w:t>
-      </w:r>
-      <w:r>
-        <w:rPr>
-          <w:b/>
-          <w:bCs/>
-        </w:rPr>
-        <w:t>Autoencoder</w:t>
-      </w:r>
-      <w:r>
-        <w:t xml:space="preserve"> is designed to capture longer temporal structure. Instead of focusing on a single engineered point, it learns whether an entire sequence can be reconstructed as normal. This makes it well suited to sustained or shape-based anomalies.</w:t>
+        <w:t>LSTM Autoencoder models longer temporal structure and is most useful when anomalous behaviour is expressed as a sequence pattern rather than a single extreme point.</w:t>
       </w:r>
     </w:p>
     <w:p>
@@ -285,39 +218,15 @@
         <w:pStyle w:val="ListBullet"/>
       </w:pPr>
       <w:r>
-        <w:rPr>
-          <w:b/>
-          <w:bCs/>
-        </w:rPr>
-        <w:t>CNN</w:t>
-      </w:r>
-      <w:r>
-        <w:t xml:space="preserve"> </w:t>
-      </w:r>
-      <w:r>
-        <w:rPr>
-          <w:b/>
-          <w:bCs/>
-        </w:rPr>
-        <w:t>Autoencoder</w:t>
-      </w:r>
-      <w:r>
-        <w:rPr>
-          <w:b/>
-          <w:bCs/>
-        </w:rPr>
-        <w:t xml:space="preserve"> </w:t>
-      </w:r>
-      <w:r>
-        <w:t>also uses reconstruction error, but it is more focused on local temporal motifs and short-range shape deviations. In this project it often tracked the LSTM closely, especially on NAB.</w:t>
-      </w:r>
-    </w:p>
-    <w:p>
-      <w:pPr>
-        <w:jc w:val="both"/>
-      </w:pPr>
-      <w:r>
-        <w:t>This combination of models was useful because it allowed comparison between simple interpretable baselines and more expressive temporal models without changing the surrounding pipeline.</w:t>
+        <w:t xml:space="preserve">CNN Autoencoder also uses reconstruction </w:t>
+      </w:r>
+      <w:proofErr w:type="gramStart"/>
+      <w:r>
+        <w:t>error, but</w:t>
+      </w:r>
+      <w:proofErr w:type="gramEnd"/>
+      <w:r>
+        <w:t xml:space="preserve"> focuses more on local temporal motifs and short-range shape changes.</w:t>
       </w:r>
     </w:p>
     <w:p>
@@ -326,7 +235,7 @@
           <w:b/>
           <w:sz w:val="28"/>
         </w:rPr>
-        <w:t>3. Raspberry Pi Implementation</w:t>
+        <w:t>3. Raspberry Pi Deployment and Communication</w:t>
       </w:r>
     </w:p>
     <w:p>
@@ -334,7 +243,121 @@
         <w:jc w:val="both"/>
       </w:pPr>
       <w:r>
-        <w:t>Training is kept on the laptop. The Raspberry Pi is used only for inference. This is the correct deployment split because the Pi should execute a lightweight edge role while the heavier model fitting stays offline.</w:t>
+        <w:t>Training remains on the laptop. The Raspberry Pi is used only for inference, which is the correct split for an edge-deployment workflow.</w:t>
+      </w:r>
+    </w:p>
+    <w:p>
+      <w:r>
+        <w:rPr>
+          <w:b/>
+          <w:sz w:val="24"/>
+        </w:rPr>
+        <w:t>3.1 System Roles</w:t>
+      </w:r>
+    </w:p>
+    <w:p>
+      <w:pPr>
+        <w:pStyle w:val="ListBullet"/>
+        <w:numPr>
+          <w:ilvl w:val="0"/>
+          <w:numId w:val="0"/>
+        </w:numPr>
+        <w:ind w:left="360" w:hanging="360"/>
+      </w:pPr>
+      <w:r>
+        <w:t>Laptop / PC</w:t>
+      </w:r>
+    </w:p>
+    <w:p>
+      <w:pPr>
+        <w:pStyle w:val="ListBullet"/>
+      </w:pPr>
+      <w:r>
+        <w:t>stores the datasets</w:t>
+      </w:r>
+    </w:p>
+    <w:p>
+      <w:pPr>
+        <w:pStyle w:val="ListBullet"/>
+      </w:pPr>
+      <w:r>
+        <w:t>performs offline training and offline evaluation</w:t>
+      </w:r>
+    </w:p>
+    <w:p>
+      <w:pPr>
+        <w:pStyle w:val="ListBullet"/>
+      </w:pPr>
+      <w:r>
+        <w:t>produces the artifact folders under `artifacts/&lt;dataset&gt;/&lt;variant&gt;/`</w:t>
+      </w:r>
+    </w:p>
+    <w:p>
+      <w:pPr>
+        <w:pStyle w:val="ListBullet"/>
+      </w:pPr>
+      <w:r>
+        <w:t>hosts the FastAPI telemetry service</w:t>
+      </w:r>
+    </w:p>
+    <w:p>
+      <w:pPr>
+        <w:pStyle w:val="ListBullet"/>
+        <w:numPr>
+          <w:ilvl w:val="0"/>
+          <w:numId w:val="0"/>
+        </w:numPr>
+      </w:pPr>
+      <w:r>
+        <w:t>Raspberry Pi</w:t>
+      </w:r>
+    </w:p>
+    <w:p>
+      <w:pPr>
+        <w:pStyle w:val="ListBullet"/>
+      </w:pPr>
+      <w:r>
+        <w:t>clones the repository</w:t>
+      </w:r>
+    </w:p>
+    <w:p>
+      <w:pPr>
+        <w:pStyle w:val="ListBullet"/>
+      </w:pPr>
+      <w:r>
+        <w:t>installs runtime dependencies through `pi_setup.sh`</w:t>
+      </w:r>
+    </w:p>
+    <w:p>
+      <w:pPr>
+        <w:pStyle w:val="ListBullet"/>
+      </w:pPr>
+      <w:r>
+        <w:t>receives the trained artifacts copied from the laptop</w:t>
+      </w:r>
+    </w:p>
+    <w:p>
+      <w:pPr>
+        <w:pStyle w:val="ListBullet"/>
+      </w:pPr>
+      <w:r>
+        <w:t>pulls telemetry rows from the laptop API over Tailscale</w:t>
+      </w:r>
+    </w:p>
+    <w:p>
+      <w:pPr>
+        <w:pStyle w:val="ListBullet"/>
+      </w:pPr>
+      <w:r>
+        <w:t>performs local inference with `infer_stream_pi.py`</w:t>
+      </w:r>
+    </w:p>
+    <w:p>
+      <w:pPr>
+        <w:pStyle w:val="ListBullet"/>
+      </w:pPr>
+      <w:r>
+        <w:t>writes alert logs under `logs/`</w:t>
       </w:r>
     </w:p>
     <w:p>
@@ -342,7 +365,25 @@
         <w:jc w:val="both"/>
       </w:pPr>
       <w:r>
-        <w:t>The implemented setup is:</w:t>
+        <w:t>This split matters because the Pi is the actual inference node. The laptop is the training and telemetry-source side of the system.</w:t>
+      </w:r>
+    </w:p>
+    <w:p>
+      <w:r>
+        <w:rPr>
+          <w:b/>
+          <w:sz w:val="24"/>
+        </w:rPr>
+        <w:lastRenderedPageBreak/>
+        <w:t>3.2 Raspberry Pi Setup</w:t>
+      </w:r>
+    </w:p>
+    <w:p>
+      <w:pPr>
+        <w:jc w:val="both"/>
+      </w:pPr>
+      <w:r>
+        <w:t>The validated Pi path is intentionally simple:</w:t>
       </w:r>
     </w:p>
     <w:p>
@@ -350,7 +391,7 @@
         <w:pStyle w:val="ListNumber"/>
       </w:pPr>
       <w:r>
-        <w:t>retrain and evaluate on the laptop with `train_offline.py` and `evaluate_offline.py`</w:t>
+        <w:t>clone the repository on the Pi</w:t>
       </w:r>
     </w:p>
     <w:p>
@@ -358,7 +399,7 @@
         <w:pStyle w:val="ListNumber"/>
       </w:pPr>
       <w:r>
-        <w:t>start the FastAPI stream server on the laptop with `serve_stream_api.py`</w:t>
+        <w:t>run `bash scripts/pi_setup.sh`</w:t>
       </w:r>
     </w:p>
     <w:p>
@@ -366,7 +407,7 @@
         <w:pStyle w:val="ListNumber"/>
       </w:pPr>
       <w:r>
-        <w:t>connect the laptop and Raspberry Pi to the same Tailscale tailnet</w:t>
+        <w:t>activate the virtual environment</w:t>
       </w:r>
     </w:p>
     <w:p>
@@ -374,31 +415,7 @@
         <w:pStyle w:val="ListNumber"/>
       </w:pPr>
       <w:r>
-        <w:t>clone the repository on the Pi and run `pi_setup.sh`</w:t>
-      </w:r>
-    </w:p>
-    <w:p>
-      <w:pPr>
-        <w:pStyle w:val="ListNumber"/>
-      </w:pPr>
-      <w:r>
-        <w:t>run `pi_preflight.py` on the Pi to verify imports, file layout, Tailscale status, and API reachability</w:t>
-      </w:r>
-    </w:p>
-    <w:p>
-      <w:pPr>
-        <w:pStyle w:val="ListNumber"/>
-      </w:pPr>
-      <w:r>
-        <w:t>copy the trained artifact folder to the Pi with `scp` or `rsync`</w:t>
-      </w:r>
-    </w:p>
-    <w:p>
-      <w:pPr>
-        <w:pStyle w:val="ListNumber"/>
-      </w:pPr>
-      <w:r>
-        <w:t>run `infer_stream_pi.py --source api` on the Pi so it pulls data batches from the laptop API and performs local inference</w:t>
+        <w:t>run `python scripts/pi_preflight.py --api-base-url http://&lt;tailscale-host-or-ip&gt;:8000`</w:t>
       </w:r>
     </w:p>
     <w:p>
@@ -406,7 +423,16 @@
         <w:jc w:val="both"/>
       </w:pPr>
       <w:r>
-        <w:t>The communication model is straightforward. The laptop hosts FastAPI endpoints `GET /health` and `GET /stream/next`. The Pi reaches the laptop through its Tailscale hostname or IP, for example `http://&lt;laptop-tailnet-name&gt;:8000`. Only telemetry rows are sent over the network; the trained models stay local on the Pi. This means the Pi is the true inference node and the laptop is only the telemetry source.</w:t>
+        <w:t>`pi_setup.sh` creates the virtual environment, upgrades `pip`, installs the required packages, and prepares the output directories. `pi_preflight.py` checks imports, required files, Tailscale availability, and API reachability before inference starts.</w:t>
+      </w:r>
+    </w:p>
+    <w:p>
+      <w:r>
+        <w:rPr>
+          <w:b/>
+          <w:sz w:val="24"/>
+        </w:rPr>
+        <w:t>3.3 Artifact Transfer</w:t>
       </w:r>
     </w:p>
     <w:p>
@@ -414,7 +440,188 @@
         <w:jc w:val="both"/>
       </w:pPr>
       <w:r>
-        <w:t>To keep online inference consistent with offline training, the streaming path rebuilds baseline feature vectors using the feature-column schema stored in artifact metadata. This avoids feature mismatches between the offline scaler and the online stream.</w:t>
+        <w:t>After offline training on the laptop, the Pi receives the trained artifacts rather than retraining models locally. The key files are:</w:t>
+      </w:r>
+    </w:p>
+    <w:p>
+      <w:pPr>
+        <w:pStyle w:val="ListBullet"/>
+      </w:pPr>
+      <w:r>
+        <w:t>`thresholds.json`</w:t>
+      </w:r>
+    </w:p>
+    <w:p>
+      <w:pPr>
+        <w:pStyle w:val="ListBullet"/>
+      </w:pPr>
+      <w:r>
+        <w:t>`metadata.json`</w:t>
+      </w:r>
+    </w:p>
+    <w:p>
+      <w:pPr>
+        <w:pStyle w:val="ListBullet"/>
+      </w:pPr>
+      <w:r>
+        <w:t>`iforest.pkl`</w:t>
+      </w:r>
+    </w:p>
+    <w:p>
+      <w:pPr>
+        <w:pStyle w:val="ListBullet"/>
+      </w:pPr>
+      <w:r>
+        <w:t>`zscore_params.pkl`</w:t>
+      </w:r>
+    </w:p>
+    <w:p>
+      <w:pPr>
+        <w:pStyle w:val="ListBullet"/>
+      </w:pPr>
+      <w:r>
+        <w:t>`lstm_ae.pt`</w:t>
+      </w:r>
+    </w:p>
+    <w:p>
+      <w:pPr>
+        <w:pStyle w:val="ListBullet"/>
+      </w:pPr>
+      <w:r>
+        <w:t>`cnn_ae.pt`</w:t>
+      </w:r>
+    </w:p>
+    <w:p>
+      <w:pPr>
+        <w:pStyle w:val="ListBullet"/>
+      </w:pPr>
+      <w:r>
+        <w:t>`seq_scaler.pkl`</w:t>
+      </w:r>
+    </w:p>
+    <w:p>
+      <w:pPr>
+        <w:pStyle w:val="ListBullet"/>
+      </w:pPr>
+      <w:r>
+        <w:t>`scaler.pkl` where applicable for the baseline path</w:t>
+      </w:r>
+    </w:p>
+    <w:p>
+      <w:pPr>
+        <w:jc w:val="both"/>
+      </w:pPr>
+      <w:r>
+        <w:t>These files are copied with `scp`, `rsync`, or an equivalent transfer method.</w:t>
+      </w:r>
+    </w:p>
+    <w:p>
+      <w:r>
+        <w:rPr>
+          <w:b/>
+          <w:sz w:val="24"/>
+        </w:rPr>
+        <w:t>3.4 Tailscale and FastAPI Communication</w:t>
+      </w:r>
+    </w:p>
+    <w:p>
+      <w:pPr>
+        <w:jc w:val="both"/>
+      </w:pPr>
+      <w:r>
+        <w:t xml:space="preserve">The laptop and Pi communicate through </w:t>
+      </w:r>
+      <w:proofErr w:type="spellStart"/>
+      <w:r>
+        <w:t>Tailscale</w:t>
+      </w:r>
+      <w:proofErr w:type="spellEnd"/>
+      <w:r>
+        <w:t>, which creates a private tailnet and avoids exposing the telemetry API publicly. Once both devices join the same tailnet, the Pi reaches the laptop through its Tailscale hostname or IP, for example `http://&lt;laptop-tailnet-name&gt;:8000`.</w:t>
+      </w:r>
+    </w:p>
+    <w:p>
+      <w:pPr>
+        <w:jc w:val="both"/>
+      </w:pPr>
+      <w:r>
+        <w:t>The laptop hosts a FastAPI service with two main endpoints:</w:t>
+      </w:r>
+    </w:p>
+    <w:p>
+      <w:pPr>
+        <w:pStyle w:val="ListBullet"/>
+      </w:pPr>
+      <w:r>
+        <w:t>`GET /health`</w:t>
+      </w:r>
+    </w:p>
+    <w:p>
+      <w:pPr>
+        <w:pStyle w:val="ListBullet"/>
+      </w:pPr>
+      <w:r>
+        <w:t>`GET /stream/next?cursor=0&amp;batch_size=1`</w:t>
+      </w:r>
+    </w:p>
+    <w:p>
+      <w:pPr>
+        <w:jc w:val="both"/>
+      </w:pPr>
+      <w:r>
+        <w:t>`/health` is used for service checks and `/stream/next` returns the next telemetry batch. In deployment terms, the laptop acts as the stream producer and the Pi acts as the stream consumer plus inference engine.</w:t>
+      </w:r>
+    </w:p>
+    <w:p>
+      <w:r>
+        <w:rPr>
+          <w:b/>
+          <w:sz w:val="24"/>
+        </w:rPr>
+        <w:t>3.5 Streaming Inference on the Pi</w:t>
+      </w:r>
+    </w:p>
+    <w:p>
+      <w:pPr>
+        <w:jc w:val="both"/>
+      </w:pPr>
+      <w:r>
+        <w:t>A representative Pi command is:</w:t>
+      </w:r>
+    </w:p>
+    <w:p>
+      <w:r>
+        <w:rPr>
+          <w:rFonts w:ascii="Consolas" w:hAnsi="Consolas"/>
+          <w:sz w:val="18"/>
+        </w:rPr>
+        <w:t>python scripts/infer_stream_pi.py --dataset skab --split anomalyfree_vs_valve1_1 --model lstm_ae --source api --api-base-url http://&lt;laptop-tailnet-name&gt;:8000 --api-batch-size 32 --log-file logs/pi_lstm_api.csv</w:t>
+      </w:r>
+    </w:p>
+    <w:p>
+      <w:pPr>
+        <w:jc w:val="both"/>
+      </w:pPr>
+      <w:r>
+        <w:lastRenderedPageBreak/>
+        <w:t>When this runs, the Pi requests the next telemetry batch, updates its local sliding window, rebuilds the required features or sequences, applies the saved model and threshold locally, and writes alerts to CSV. To keep online inference consistent with offline training, the streaming path rebuilds baseline feature vectors using the feature-column schema stored in artifact metadata. This feature-schema consistency is essential for the saved scaler and model to remain valid.</w:t>
+      </w:r>
+    </w:p>
+    <w:p>
+      <w:r>
+        <w:rPr>
+          <w:b/>
+          <w:sz w:val="24"/>
+        </w:rPr>
+        <w:t>3.6 Deployment Validation</w:t>
+      </w:r>
+    </w:p>
+    <w:p>
+      <w:pPr>
+        <w:jc w:val="both"/>
+      </w:pPr>
+      <w:r>
+        <w:t>The deployment was validated in stages: offline train/evaluate on the laptop, start the laptop API, verify Tailscale and API reachability from the Pi, copy artifacts to the Pi, run `infer_stream_pi.py` in API mode, and confirm that the expected alert CSV logs are produced. This staged path demonstrates a real split between offline development and edge execution.</w:t>
       </w:r>
     </w:p>
     <w:p>
@@ -422,10 +629,9 @@
         <w:rPr>
           <w:noProof/>
         </w:rPr>
-        <w:lastRenderedPageBreak/>
         <w:drawing>
-          <wp:inline distT="0" distB="0" distL="0" distR="0" wp14:anchorId="1AF71837" wp14:editId="1468A6B0">
-            <wp:extent cx="6126480" cy="3176874"/>
+          <wp:inline distT="0" distB="0" distL="0" distR="0" wp14:anchorId="69B7A991" wp14:editId="45F11277">
+            <wp:extent cx="6309360" cy="3271706"/>
             <wp:effectExtent l="0" t="0" r="0" b="0"/>
             <wp:docPr id="1" name="Picture 1"/>
             <wp:cNvGraphicFramePr>
@@ -447,7 +653,7 @@
                   <pic:spPr>
                     <a:xfrm>
                       <a:off x="0" y="0"/>
-                      <a:ext cx="6126480" cy="3176874"/>
+                      <a:ext cx="6309360" cy="3271706"/>
                     </a:xfrm>
                     <a:prstGeom prst="rect">
                       <a:avLst/>
@@ -469,7 +675,7 @@
           <w:i/>
           <w:sz w:val="20"/>
         </w:rPr>
-        <w:t>Deployment architecture</w:t>
+        <w:t>Deployment architecture for laptop-to-Pi inference over FastAPI and Tailscale.</w:t>
       </w:r>
     </w:p>
     <w:p>
@@ -744,7 +950,7 @@
           </w:tcPr>
           <w:p>
             <w:r>
-              <w:t>0.000</w:t>
+              <w:t>0.157</w:t>
             </w:r>
           </w:p>
         </w:tc>
@@ -754,7 +960,7 @@
           </w:tcPr>
           <w:p>
             <w:r>
-              <w:t>0.000</w:t>
+              <w:t>0.398</w:t>
             </w:r>
           </w:p>
         </w:tc>
@@ -764,7 +970,7 @@
           </w:tcPr>
           <w:p>
             <w:r>
-              <w:t>0.000</w:t>
+              <w:t>0.613</w:t>
             </w:r>
           </w:p>
         </w:tc>
@@ -774,7 +980,7 @@
           </w:tcPr>
           <w:p>
             <w:r>
-              <w:t>0.000</w:t>
+              <w:t>0.173</w:t>
             </w:r>
           </w:p>
         </w:tc>
@@ -1043,7 +1249,7 @@
           </w:tcPr>
           <w:p>
             <w:r>
-              <w:t>n/a</w:t>
+              <w:t>0.400</w:t>
             </w:r>
           </w:p>
         </w:tc>
@@ -1053,7 +1259,7 @@
           </w:tcPr>
           <w:p>
             <w:r>
-              <w:t>n/a</w:t>
+              <w:t>0.047</w:t>
             </w:r>
           </w:p>
         </w:tc>
@@ -1063,7 +1269,7 @@
           </w:tcPr>
           <w:p>
             <w:r>
-              <w:t>n/a</w:t>
+              <w:t>1.000</w:t>
             </w:r>
           </w:p>
         </w:tc>
@@ -1073,7 +1279,7 @@
           </w:tcPr>
           <w:p>
             <w:r>
-              <w:t>n/a</w:t>
+              <w:t>1.000</w:t>
             </w:r>
           </w:p>
         </w:tc>
@@ -1085,7 +1291,8 @@
           <w:b/>
           <w:sz w:val="24"/>
         </w:rPr>
-        <w:t>4.3 Best-model summary</w:t>
+        <w:lastRenderedPageBreak/>
+        <w:t>4.3 Best model by metric</w:t>
       </w:r>
     </w:p>
     <w:tbl>
@@ -1124,7 +1331,7 @@
           </w:tcPr>
           <w:p>
             <w:r>
-              <w:t>Best point-F1</w:t>
+              <w:t>Best point-F1 model</w:t>
             </w:r>
           </w:p>
         </w:tc>
@@ -1144,7 +1351,7 @@
           </w:tcPr>
           <w:p>
             <w:r>
-              <w:t>Best PR-AUC</w:t>
+              <w:t>Best PR-AUC model</w:t>
             </w:r>
           </w:p>
         </w:tc>
@@ -1164,7 +1371,7 @@
           </w:tcPr>
           <w:p>
             <w:r>
-              <w:t>Best event-F1</w:t>
+              <w:t>Best event-F1 model</w:t>
             </w:r>
           </w:p>
         </w:tc>
@@ -1314,7 +1521,7 @@
           </w:tcPr>
           <w:p>
             <w:r>
-              <w:t>Z-score, Isolation Forest, LSTM-AE, CNN-AE</w:t>
+              <w:t>All models</w:t>
             </w:r>
           </w:p>
         </w:tc>
@@ -1389,7 +1596,7 @@
           </w:tcPr>
           <w:p>
             <w:r>
-              <w:t>Z-score, LSTM-AE, CNN-AE</w:t>
+              <w:t>Z-score / LSTM-AE / CNN-AE</w:t>
             </w:r>
           </w:p>
         </w:tc>
@@ -1414,7 +1621,6 @@
           </w:tcPr>
           <w:p>
             <w:r>
-              <w:lastRenderedPageBreak/>
               <w:t>NAB ec2_network</w:t>
             </w:r>
           </w:p>
@@ -1425,7 +1631,7 @@
           </w:tcPr>
           <w:p>
             <w:r>
-              <w:t>Z-score</w:t>
+              <w:t>LSTM-AE</w:t>
             </w:r>
           </w:p>
         </w:tc>
@@ -1435,7 +1641,7 @@
           </w:tcPr>
           <w:p>
             <w:r>
-              <w:t>0.000</w:t>
+              <w:t>0.613</w:t>
             </w:r>
           </w:p>
         </w:tc>
@@ -1445,7 +1651,7 @@
           </w:tcPr>
           <w:p>
             <w:r>
-              <w:t>n/a</w:t>
+              <w:t>LSTM-AE</w:t>
             </w:r>
           </w:p>
         </w:tc>
@@ -1455,7 +1661,7 @@
           </w:tcPr>
           <w:p>
             <w:r>
-              <w:t>n/a</w:t>
+              <w:t>0.950</w:t>
             </w:r>
           </w:p>
         </w:tc>
@@ -1465,7 +1671,7 @@
           </w:tcPr>
           <w:p>
             <w:r>
-              <w:t>n/a</w:t>
+              <w:t>LSTM-AE / CNN-AE</w:t>
             </w:r>
           </w:p>
         </w:tc>
@@ -1475,7 +1681,7 @@
           </w:tcPr>
           <w:p>
             <w:r>
-              <w:t>n/a</w:t>
+              <w:t>1.000</w:t>
             </w:r>
           </w:p>
         </w:tc>
@@ -1487,7 +1693,7 @@
           <w:b/>
           <w:sz w:val="28"/>
         </w:rPr>
-        <w:t>5. Discussion of Results</w:t>
+        <w:t>5. Results Interpretation</w:t>
       </w:r>
     </w:p>
     <w:p>
@@ -1504,7 +1710,7 @@
         <w:jc w:val="both"/>
       </w:pPr>
       <w:r>
-        <w:t>SKAB is the clearest evaluation case because it separates normal training data from a fault-containing test file. The best point-level F1 is achieved by calibrated Z-score (`0.677`), while LSTM-AE is close (`0.667`) and achieves the strongest ranking quality with PR-AUC `0.695` and ROC-AUC `0.743`. This means the LSTM model separates anomalous from normal windows well, but the calibrated Z-score captures the incident as a cleaner single event. Event-level and point-level metrics therefore tell different but complementary stories.</w:t>
+        <w:t>SKAB is the clearest evaluation case because it separates normal training data from a fault-containing test file. The best point-level F1 is achieved by calibrated Z-score (0.677), while LSTM-AE is close (0.667). LSTM-AE has the strongest ranking quality with PR-AUC 0.695 and ROC-AUC 0.743, but Z-score remains the cleanest alerting model because it turns the anomaly into one coherent event.</w:t>
       </w:r>
     </w:p>
     <w:p>
@@ -1512,39 +1718,7 @@
         <w:jc w:val="both"/>
       </w:pPr>
       <w:r>
-        <w:t>The detailed numbers help explain this:</w:t>
-      </w:r>
-    </w:p>
-    <w:p>
-      <w:pPr>
-        <w:pStyle w:val="ListBullet"/>
-      </w:pPr>
-      <w:r>
-        <w:t>Z-score predicts a single anomaly event on SKAB and reaches event-level F1 `1.000`.</w:t>
-      </w:r>
-    </w:p>
-    <w:p>
-      <w:pPr>
-        <w:pStyle w:val="ListBullet"/>
-      </w:pPr>
-      <w:r>
-        <w:t>Isolation Forest reaches point-level F1 `0.628`, but produces `91` predicted events, so the alert stream is much more fragmented.</w:t>
-      </w:r>
-    </w:p>
-    <w:p>
-      <w:pPr>
-        <w:pStyle w:val="ListBullet"/>
-      </w:pPr>
-      <w:r>
-        <w:t>LSTM-AE and CNN-AE have strong point-level scores, but they split the anomaly into `5` and `10` predicted events respectively, which lowers event-level quality.</w:t>
-      </w:r>
-    </w:p>
-    <w:p>
-      <w:pPr>
-        <w:jc w:val="both"/>
-      </w:pPr>
-      <w:r>
-        <w:t>Operationally, this means that on SKAB the simplest calibrated model is actually the cleanest alerting model. This is an important project finding: advanced models are not automatically better if the downstream requirement is one stable incident alert rather than many smaller alerts.</w:t>
+        <w:t>The detailed numbers explain that difference. Z-score produces one predicted event and reaches event-level F1 `1.000`, whereas Isolation Forest generates `91` predicted events and the two autoencoders split the fault into several segments. SKAB therefore shows that the best ranking model and the best operational alerting model are not always the same.</w:t>
       </w:r>
     </w:p>
     <w:p>
@@ -1561,7 +1735,7 @@
         <w:jc w:val="both"/>
       </w:pPr>
       <w:r>
-        <w:t>This is the strongest NAB result for the advanced models. LSTM-AE and CNN-AE both reach point-level F1 `0.571`, clearly ahead of Z-score (`0.446`) and Isolation Forest (`0.437`). All four models reach event-level F1 `1.000`, so the main difference is pointwise precision rather than whether the anomaly is detected at all.</w:t>
+        <w:t>This is the clearest NAB success case for the advanced models. LSTM-AE and CNN-AE both reach point-level F1 0.571, clearly ahead of the baseline models. All four methods reach event-level F1 `1.000`, so the main difference is not whether the event is detected, but how tightly it is localized point by point.</w:t>
       </w:r>
     </w:p>
     <w:p>
@@ -1569,7 +1743,7 @@
         <w:jc w:val="both"/>
       </w:pPr>
       <w:r>
-        <w:t>This result suggests that the anomaly in this series is not especially difficult to localize at the event level, but is difficult to align precisely point by point. The autoencoders appear to benefit from modeling the temporal shape of the anomalous region instead of only reacting to engineered feature excursions. This is exactly the scenario where sequence models are expected to help: they do not merely ask whether one feature is extreme, but whether the recent pattern still looks reconstructable as normal.</w:t>
+        <w:t>This pattern is consistent with the intended role of the autoencoders. Once the anomaly has a temporal signature rather than just a single extreme excursion, the sequence models describe the abnormal region more precisely than the baseline detectors.</w:t>
       </w:r>
     </w:p>
     <w:p>
@@ -1586,7 +1760,7 @@
         <w:jc w:val="both"/>
       </w:pPr>
       <w:r>
-        <w:t>This series is harder. The autoencoders again perform best with F1 `0.302`, compared with `0.242` for Z-score and `0.223` for Isolation Forest. Event-level F1 remains `1.000` for Z-score and both autoencoders, which means the system is good at identifying that an anomalous period exists, but the exact anomaly boundaries are still broad.</w:t>
+        <w:t>This series is harder. The autoencoders again perform best with F1 0.302, compared with 0.242 for Z-score and 0.223 for Isolation Forest. Event-level F1 remains `1.000` for Z-score and both autoencoders, which means the anomalous period is detected coherently even though the pointwise boundary remains broad.</w:t>
       </w:r>
     </w:p>
     <w:p>
@@ -1594,7 +1768,7 @@
         <w:jc w:val="both"/>
       </w:pPr>
       <w:r>
-        <w:t>This is also a good example of why F1 should not be read alone. Z-score obtains the highest PR-AUC on this split (`0.759`), which indicates strong ranking quality, but its chosen threshold is too permissive and produces a broad anomalous interval. Isolation Forest performs worst here not because it entirely misses the anomaly, but because it produces a very fragmented alert pattern with hundreds of predicted events. The autoencoders achieve the best balance: they still detect the full anomalous interval and produce a better point-level boundary than the baseline models.</w:t>
+        <w:t>This split also shows why F1 should not be read alone. Z-score has the highest PR-AUC on this series, but its final threshold is too permissive and creates an overly wide anomaly region. Isolation Forest performs worst not because it misses the anomaly completely, but because it fragments the alert stream heavily.</w:t>
       </w:r>
     </w:p>
     <w:p>
@@ -1603,8 +1777,16 @@
           <w:b/>
           <w:sz w:val="24"/>
         </w:rPr>
+        <w:t>5.4 NAB `ec2_network_in_257a54`</w:t>
+      </w:r>
+    </w:p>
+    <w:p>
+      <w:pPr>
+        <w:jc w:val="both"/>
+      </w:pPr>
+      <w:r>
         <w:lastRenderedPageBreak/>
-        <w:t>5.4 NAB `ec2_network_in_257a54`</w:t>
+        <w:t>The refreshed network run adds important evidence rather than acting as a placeholder. The strongest result is LSTM-AE, which reaches point-level F1 0.613, PR-AUC 0.950, and event-level F1 1.000. This is the cleanest outcome on the split because the model predicts one coherent anomaly event with perfect precision.</w:t>
       </w:r>
     </w:p>
     <w:p>
@@ -1612,7 +1794,7 @@
         <w:jc w:val="both"/>
       </w:pPr>
       <w:r>
-        <w:t>All methods score `0.000` on this split because the current test partition contains no labeled anomalies. This should be interpreted as a normal-only sanity case rather than a genuine model failure. It is still useful operationally because it checks that the streaming and logging paths can run through a normal segment without inventing alerts.</w:t>
+        <w:t>Isolation Forest reaches the second-best point-level F1 (0.398), but its event-level F1 collapses to 0.047 because it fragments the anomaly into many predicted events. Z-score and CNN-AE both detect the event at the event level, but they are less precise pointwise. This reinforces the same conclusion seen elsewhere in NAB: once the anomaly is embedded in noisy cloud telemetry, the sequence model becomes the most reliable detector.</w:t>
       </w:r>
     </w:p>
     <w:p>
@@ -1621,7 +1803,7 @@
           <w:b/>
           <w:sz w:val="24"/>
         </w:rPr>
-        <w:t>5.5 Overall interpretation</w:t>
+        <w:t>5.5 Overall Interpretation</w:t>
       </w:r>
     </w:p>
     <w:p>
@@ -1629,7 +1811,7 @@
         <w:jc w:val="both"/>
       </w:pPr>
       <w:r>
-        <w:t>Across the labeled anomaly cases, the advanced models add the most value on the more difficult NAB series. On SKAB, a well-calibrated simple model remains extremely competitive. This is a practical result: if threshold calibration is done carefully, simple methods may be enough for some operating conditions, while the autoencoders become more valuable when the anomaly structure is more temporal and less obvious.</w:t>
+        <w:t>Across the labeled anomaly cases, the advanced models add the most value on the NAB series. On SKAB, a well-calibrated simple model remains extremely competitive. Another important pattern is that the models differ not only in statistical performance, but also in alert behaviour: Z-score tends to produce broad but coherent anomaly regions, Isolation Forest often fragments alerts, and the autoencoders usually perform best when the anomaly is truly temporal.</w:t>
       </w:r>
     </w:p>
     <w:p>
@@ -1637,39 +1819,7 @@
         <w:jc w:val="both"/>
       </w:pPr>
       <w:r>
-        <w:t>Another important pattern is that the models differ not only in accuracy, but also in *alert behaviour*:</w:t>
-      </w:r>
-    </w:p>
-    <w:p>
-      <w:pPr>
-        <w:pStyle w:val="ListBullet"/>
-      </w:pPr>
-      <w:r>
-        <w:t>Z-score tends to produce broad but coherent anomaly regions when calibration is good.</w:t>
-      </w:r>
-    </w:p>
-    <w:p>
-      <w:pPr>
-        <w:pStyle w:val="ListBullet"/>
-      </w:pPr>
-      <w:r>
-        <w:t>Isolation Forest is capable of good point-level performance, but in several runs it generates many short predicted events and therefore looks noisy from an operational point of view.</w:t>
-      </w:r>
-    </w:p>
-    <w:p>
-      <w:pPr>
-        <w:pStyle w:val="ListBullet"/>
-      </w:pPr>
-      <w:r>
-        <w:t>LSTM-AE and CNN-AE generally produce the strongest NAB results because they model temporal structure directly, but they still require careful threshold selection to avoid over-alerting.</w:t>
-      </w:r>
-    </w:p>
-    <w:p>
-      <w:pPr>
-        <w:jc w:val="both"/>
-      </w:pPr>
-      <w:r>
-        <w:t>For a real deployment, this means the best model is not simply the one with the highest point-level F1. The preferred model depends on whether the system prioritizes stable event-level alerting, fine-grained localization, ranking quality, or a balance across all three.</w:t>
+        <w:t>For deployment, this means the preferred model is not simply the one with the highest point-level F1. The better choice depends on whether the system prioritizes stable event-level alerting, fine-grained localization, ranking quality, or a balance across all three.</w:t>
       </w:r>
     </w:p>
     <w:p>
@@ -1678,7 +1828,7 @@
           <w:b/>
           <w:sz w:val="28"/>
         </w:rPr>
-        <w:t>6. Representative Figures</w:t>
+        <w:t>6. Figure Appendix and Visual Discussion</w:t>
       </w:r>
     </w:p>
     <w:p>
@@ -1686,7 +1836,32 @@
         <w:jc w:val="both"/>
       </w:pPr>
       <w:r>
-        <w:t>These figures match the same analysis views used in the notebook and summarize both the offline evaluation and the deployment narrative.</w:t>
+        <w:t>This section retains the full figure set while avoiding repeated plot-by-plot prose. The summary tables in Section 5 remain the main source for exact metric values; the figures below are used to interpret anomaly shape, alert fragmentation, and the effect of thresholding.</w:t>
+      </w:r>
+    </w:p>
+    <w:p>
+      <w:pPr>
+        <w:jc w:val="both"/>
+      </w:pPr>
+      <w:r>
+        <w:t>All confusion matrices should be read in the same way. High recall with lower precision usually means the model covers the anomaly broadly but raises many false positives. Low recall indicates missed anomalous points. A large number of predicted events indicates fragmentation into many short alerts, while event-level F1 measures whether those point predictions still correspond to one coherent operational incident.</w:t>
+      </w:r>
+    </w:p>
+    <w:p>
+      <w:r>
+        <w:rPr>
+          <w:b/>
+          <w:sz w:val="24"/>
+        </w:rPr>
+        <w:t>6.1 Overall Comparison Figures</w:t>
+      </w:r>
+    </w:p>
+    <w:p>
+      <w:pPr>
+        <w:jc w:val="both"/>
+      </w:pPr>
+      <w:r>
+        <w:t>The summary figures show the high-level pattern of the project without the noise of per-run detail. Point-level F1 identifies the strongest pointwise detector on each split, event-level F1 highlights alert coherence, and PR-AUC separates ranking quality from the final deployed threshold. Together they show a clear division: SKAB favours a calibrated simple detector, while the harder NAB cloud telemetry is generally handled better by the temporal autoencoders. The refreshed `ec2_network` run strengthens that conclusion because LSTM-AE is clearly strongest there, whereas Isolation Forest remains visibly fragmented.</w:t>
       </w:r>
     </w:p>
     <w:p>
@@ -1694,8 +1869,9 @@
         <w:rPr>
           <w:noProof/>
         </w:rPr>
+        <w:lastRenderedPageBreak/>
         <w:drawing>
-          <wp:inline distT="0" distB="0" distL="0" distR="0" wp14:anchorId="0DCF63F7" wp14:editId="683AACC8">
+          <wp:inline distT="0" distB="0" distL="0" distR="0" wp14:anchorId="4C5E438F" wp14:editId="5752A71B">
             <wp:extent cx="6126480" cy="3211543"/>
             <wp:effectExtent l="0" t="0" r="0" b="0"/>
             <wp:docPr id="2" name="Picture 2"/>
@@ -1740,8 +1916,7 @@
           <w:i/>
           <w:sz w:val="20"/>
         </w:rPr>
-        <w:lastRenderedPageBreak/>
-        <w:t>Point F1 comparison</w:t>
+        <w:t>Point-level F1 comparison across datasets and models.</w:t>
       </w:r>
     </w:p>
     <w:p>
@@ -1750,8 +1925,8 @@
           <w:noProof/>
         </w:rPr>
         <w:drawing>
-          <wp:inline distT="0" distB="0" distL="0" distR="0" wp14:anchorId="2E035B62" wp14:editId="51D59990">
-            <wp:extent cx="6126480" cy="3216658"/>
+          <wp:inline distT="0" distB="0" distL="0" distR="0" wp14:anchorId="18E18EB4" wp14:editId="202C4557">
+            <wp:extent cx="6126480" cy="3211543"/>
             <wp:effectExtent l="0" t="0" r="0" b="0"/>
             <wp:docPr id="3" name="Picture 3"/>
             <wp:cNvGraphicFramePr>
@@ -1773,7 +1948,7 @@
                   <pic:spPr>
                     <a:xfrm>
                       <a:off x="0" y="0"/>
-                      <a:ext cx="6126480" cy="3216658"/>
+                      <a:ext cx="6126480" cy="3211543"/>
                     </a:xfrm>
                     <a:prstGeom prst="rect">
                       <a:avLst/>
@@ -1795,7 +1970,7 @@
           <w:i/>
           <w:sz w:val="20"/>
         </w:rPr>
-        <w:t>Event F1 comparison</w:t>
+        <w:t>Event-level F1 comparison across datasets and models.</w:t>
       </w:r>
     </w:p>
     <w:p>
@@ -1803,9 +1978,10 @@
         <w:rPr>
           <w:noProof/>
         </w:rPr>
+        <w:lastRenderedPageBreak/>
         <w:drawing>
-          <wp:inline distT="0" distB="0" distL="0" distR="0" wp14:anchorId="0A7116C9" wp14:editId="2F83DEF5">
-            <wp:extent cx="6126480" cy="3216658"/>
+          <wp:inline distT="0" distB="0" distL="0" distR="0" wp14:anchorId="5D6CEC0D" wp14:editId="36A89992">
+            <wp:extent cx="6126480" cy="3211543"/>
             <wp:effectExtent l="0" t="0" r="0" b="0"/>
             <wp:docPr id="4" name="Picture 4"/>
             <wp:cNvGraphicFramePr>
@@ -1827,7 +2003,7 @@
                   <pic:spPr>
                     <a:xfrm>
                       <a:off x="0" y="0"/>
-                      <a:ext cx="6126480" cy="3216658"/>
+                      <a:ext cx="6126480" cy="3211543"/>
                     </a:xfrm>
                     <a:prstGeom prst="rect">
                       <a:avLst/>
@@ -1849,7 +2025,32 @@
           <w:i/>
           <w:sz w:val="20"/>
         </w:rPr>
-        <w:t>PR-AUC comparison</w:t>
+        <w:t>PR-AUC comparison across labeled evaluation splits.</w:t>
+      </w:r>
+    </w:p>
+    <w:p>
+      <w:r>
+        <w:rPr>
+          <w:b/>
+          <w:sz w:val="24"/>
+        </w:rPr>
+        <w:t>6.2 SKAB Figures</w:t>
+      </w:r>
+    </w:p>
+    <w:p>
+      <w:pPr>
+        <w:jc w:val="both"/>
+      </w:pPr>
+      <w:r>
+        <w:t>The SKAB figures confirm why this dataset is the clearest operational benchmark in the project. The STL decomposition shows a stable baseline before the fault interval, which supports both warmup-based calibration and sequence modeling. Visually, Z-score is the cleanest alerting model because it produces one coherent event with full recall. Isolation Forest remains competitive at the point level but fragments heavily. The autoencoders separate the anomaly well, yet they split the event into multiple segments, which is why their event-level performance trails their ranking quality.</w:t>
+      </w:r>
+    </w:p>
+    <w:p>
+      <w:pPr>
+        <w:jc w:val="both"/>
+      </w:pPr>
+      <w:r>
+        <w:t>This contrast is central to the report: the best ranking model is not always the best alerting model. In SKAB, calibrated thresholding remains the most operationally stable option even though LSTM-AE has the strongest PR-AUC.</w:t>
       </w:r>
     </w:p>
     <w:p>
@@ -1859,8 +2060,8 @@
         </w:rPr>
         <w:lastRenderedPageBreak/>
         <w:drawing>
-          <wp:inline distT="0" distB="0" distL="0" distR="0" wp14:anchorId="710D30D9" wp14:editId="2217D87D">
-            <wp:extent cx="6126480" cy="3573780"/>
+          <wp:inline distT="0" distB="0" distL="0" distR="0" wp14:anchorId="7D1850A0" wp14:editId="28D9FB1E">
+            <wp:extent cx="6126480" cy="4084320"/>
             <wp:effectExtent l="0" t="0" r="0" b="0"/>
             <wp:docPr id="5" name="Picture 5"/>
             <wp:cNvGraphicFramePr>
@@ -1870,11 +2071,65 @@
               <a:graphicData uri="http://schemas.openxmlformats.org/drawingml/2006/picture">
                 <pic:pic xmlns:pic="http://schemas.openxmlformats.org/drawingml/2006/picture">
                   <pic:nvPicPr>
-                    <pic:cNvPr id="0" name="skab_lstm_plot.png"/>
+                    <pic:cNvPr id="0" name="seasonality_stl_plot.png"/>
                     <pic:cNvPicPr/>
                   </pic:nvPicPr>
                   <pic:blipFill>
                     <a:blip r:embed="rId10"/>
+                    <a:stretch>
+                      <a:fillRect/>
+                    </a:stretch>
+                  </pic:blipFill>
+                  <pic:spPr>
+                    <a:xfrm>
+                      <a:off x="0" y="0"/>
+                      <a:ext cx="6126480" cy="4084320"/>
+                    </a:xfrm>
+                    <a:prstGeom prst="rect">
+                      <a:avLst/>
+                    </a:prstGeom>
+                  </pic:spPr>
+                </pic:pic>
+              </a:graphicData>
+            </a:graphic>
+          </wp:inline>
+        </w:drawing>
+      </w:r>
+    </w:p>
+    <w:p>
+      <w:pPr>
+        <w:jc w:val="center"/>
+      </w:pPr>
+      <w:r>
+        <w:rPr>
+          <w:i/>
+          <w:sz w:val="20"/>
+        </w:rPr>
+        <w:t>SKAB STL decomposition: stable baseline before the fault interval.</w:t>
+      </w:r>
+    </w:p>
+    <w:p>
+      <w:r>
+        <w:rPr>
+          <w:noProof/>
+        </w:rPr>
+        <w:drawing>
+          <wp:inline distT="0" distB="0" distL="0" distR="0" wp14:anchorId="4D838471" wp14:editId="497CB506">
+            <wp:extent cx="6126480" cy="3573780"/>
+            <wp:effectExtent l="0" t="0" r="0" b="0"/>
+            <wp:docPr id="6" name="Picture 6"/>
+            <wp:cNvGraphicFramePr>
+              <a:graphicFrameLocks xmlns:a="http://schemas.openxmlformats.org/drawingml/2006/main" noChangeAspect="1"/>
+            </wp:cNvGraphicFramePr>
+            <a:graphic xmlns:a="http://schemas.openxmlformats.org/drawingml/2006/main">
+              <a:graphicData uri="http://schemas.openxmlformats.org/drawingml/2006/picture">
+                <pic:pic xmlns:pic="http://schemas.openxmlformats.org/drawingml/2006/picture">
+                  <pic:nvPicPr>
+                    <pic:cNvPr id="0" name="zscore_plot.png"/>
+                    <pic:cNvPicPr/>
+                  </pic:nvPicPr>
+                  <pic:blipFill>
+                    <a:blip r:embed="rId11"/>
                     <a:stretch>
                       <a:fillRect/>
                     </a:stretch>
@@ -1904,7 +2159,7 @@
           <w:i/>
           <w:sz w:val="20"/>
         </w:rPr>
-        <w:t>SKAB LSTM-AE timeline</w:t>
+        <w:t>SKAB Z-score: coherent event detection with high recall.</w:t>
       </w:r>
     </w:p>
     <w:p>
@@ -1912,11 +2167,12 @@
         <w:rPr>
           <w:noProof/>
         </w:rPr>
+        <w:lastRenderedPageBreak/>
         <w:drawing>
-          <wp:inline distT="0" distB="0" distL="0" distR="0" wp14:anchorId="07D8FD5E" wp14:editId="2A7CBD57">
+          <wp:inline distT="0" distB="0" distL="0" distR="0" wp14:anchorId="50397614" wp14:editId="4773C15F">
             <wp:extent cx="4754880" cy="4160520"/>
             <wp:effectExtent l="0" t="0" r="0" b="0"/>
-            <wp:docPr id="6" name="Picture 6"/>
+            <wp:docPr id="7" name="Picture 7"/>
             <wp:cNvGraphicFramePr>
               <a:graphicFrameLocks xmlns:a="http://schemas.openxmlformats.org/drawingml/2006/main" noChangeAspect="1"/>
             </wp:cNvGraphicFramePr>
@@ -1924,11 +2180,11 @@
               <a:graphicData uri="http://schemas.openxmlformats.org/drawingml/2006/picture">
                 <pic:pic xmlns:pic="http://schemas.openxmlformats.org/drawingml/2006/picture">
                   <pic:nvPicPr>
-                    <pic:cNvPr id="0" name="skab_lstm_cm.png"/>
+                    <pic:cNvPr id="0" name="zscore_confusion_matrix.png"/>
                     <pic:cNvPicPr/>
                   </pic:nvPicPr>
                   <pic:blipFill>
-                    <a:blip r:embed="rId11"/>
+                    <a:blip r:embed="rId12"/>
                     <a:stretch>
                       <a:fillRect/>
                     </a:stretch>
@@ -1958,62 +2214,7 @@
           <w:i/>
           <w:sz w:val="20"/>
         </w:rPr>
-        <w:t>SKAB LSTM-AE confusion matrix</w:t>
-      </w:r>
-    </w:p>
-    <w:p>
-      <w:r>
-        <w:rPr>
-          <w:noProof/>
-        </w:rPr>
-        <w:lastRenderedPageBreak/>
-        <w:drawing>
-          <wp:inline distT="0" distB="0" distL="0" distR="0" wp14:anchorId="0E78834E" wp14:editId="405212DD">
-            <wp:extent cx="6126480" cy="3573780"/>
-            <wp:effectExtent l="0" t="0" r="0" b="0"/>
-            <wp:docPr id="7" name="Picture 7"/>
-            <wp:cNvGraphicFramePr>
-              <a:graphicFrameLocks xmlns:a="http://schemas.openxmlformats.org/drawingml/2006/main" noChangeAspect="1"/>
-            </wp:cNvGraphicFramePr>
-            <a:graphic xmlns:a="http://schemas.openxmlformats.org/drawingml/2006/main">
-              <a:graphicData uri="http://schemas.openxmlformats.org/drawingml/2006/picture">
-                <pic:pic xmlns:pic="http://schemas.openxmlformats.org/drawingml/2006/picture">
-                  <pic:nvPicPr>
-                    <pic:cNvPr id="0" name="nab_rds_lstm_plot.png"/>
-                    <pic:cNvPicPr/>
-                  </pic:nvPicPr>
-                  <pic:blipFill>
-                    <a:blip r:embed="rId12"/>
-                    <a:stretch>
-                      <a:fillRect/>
-                    </a:stretch>
-                  </pic:blipFill>
-                  <pic:spPr>
-                    <a:xfrm>
-                      <a:off x="0" y="0"/>
-                      <a:ext cx="6126480" cy="3573780"/>
-                    </a:xfrm>
-                    <a:prstGeom prst="rect">
-                      <a:avLst/>
-                    </a:prstGeom>
-                  </pic:spPr>
-                </pic:pic>
-              </a:graphicData>
-            </a:graphic>
-          </wp:inline>
-        </w:drawing>
-      </w:r>
-    </w:p>
-    <w:p>
-      <w:pPr>
-        <w:jc w:val="center"/>
-      </w:pPr>
-      <w:r>
-        <w:rPr>
-          <w:i/>
-          <w:sz w:val="20"/>
-        </w:rPr>
-        <w:t>NAB RDS LSTM-AE timeline</w:t>
+        <w:t>SKAB Z-score confusion matrix: full recall with lower precision.</w:t>
       </w:r>
     </w:p>
     <w:p>
@@ -2022,7 +2223,7 @@
           <w:noProof/>
         </w:rPr>
         <w:drawing>
-          <wp:inline distT="0" distB="0" distL="0" distR="0" wp14:anchorId="27AA85B9" wp14:editId="53D8D117">
+          <wp:inline distT="0" distB="0" distL="0" distR="0" wp14:anchorId="3ECE26C3" wp14:editId="05B1EB19">
             <wp:extent cx="6126480" cy="3573780"/>
             <wp:effectExtent l="0" t="0" r="0" b="0"/>
             <wp:docPr id="8" name="Picture 8"/>
@@ -2033,7 +2234,7 @@
               <a:graphicData uri="http://schemas.openxmlformats.org/drawingml/2006/picture">
                 <pic:pic xmlns:pic="http://schemas.openxmlformats.org/drawingml/2006/picture">
                   <pic:nvPicPr>
-                    <pic:cNvPr id="0" name="nab_ec2_cpu_lstm_plot.png"/>
+                    <pic:cNvPr id="0" name="iforest_plot.png"/>
                     <pic:cNvPicPr/>
                   </pic:nvPicPr>
                   <pic:blipFill>
@@ -2067,24 +2268,1774 @@
           <w:i/>
           <w:sz w:val="20"/>
         </w:rPr>
-        <w:t>NAB EC2 CPU LSTM-AE timeline</w:t>
-      </w:r>
-    </w:p>
-    <w:p>
-      <w:pPr>
+        <w:t>SKAB Isolation Forest: competitive point-level detection but fragmented alerts.</w:t>
+      </w:r>
+    </w:p>
+    <w:p>
+      <w:r>
+        <w:rPr>
+          <w:noProof/>
+        </w:rPr>
+        <w:lastRenderedPageBreak/>
+        <w:drawing>
+          <wp:inline distT="0" distB="0" distL="0" distR="0" wp14:anchorId="1594D2E9" wp14:editId="096BEA4C">
+            <wp:extent cx="4754880" cy="4160520"/>
+            <wp:effectExtent l="0" t="0" r="0" b="0"/>
+            <wp:docPr id="9" name="Picture 9"/>
+            <wp:cNvGraphicFramePr>
+              <a:graphicFrameLocks xmlns:a="http://schemas.openxmlformats.org/drawingml/2006/main" noChangeAspect="1"/>
+            </wp:cNvGraphicFramePr>
+            <a:graphic xmlns:a="http://schemas.openxmlformats.org/drawingml/2006/main">
+              <a:graphicData uri="http://schemas.openxmlformats.org/drawingml/2006/picture">
+                <pic:pic xmlns:pic="http://schemas.openxmlformats.org/drawingml/2006/picture">
+                  <pic:nvPicPr>
+                    <pic:cNvPr id="0" name="iforest_confusion_matrix.png"/>
+                    <pic:cNvPicPr/>
+                  </pic:nvPicPr>
+                  <pic:blipFill>
+                    <a:blip r:embed="rId14"/>
+                    <a:stretch>
+                      <a:fillRect/>
+                    </a:stretch>
+                  </pic:blipFill>
+                  <pic:spPr>
+                    <a:xfrm>
+                      <a:off x="0" y="0"/>
+                      <a:ext cx="4754880" cy="4160520"/>
+                    </a:xfrm>
+                    <a:prstGeom prst="rect">
+                      <a:avLst/>
+                    </a:prstGeom>
+                  </pic:spPr>
+                </pic:pic>
+              </a:graphicData>
+            </a:graphic>
+          </wp:inline>
+        </w:drawing>
+      </w:r>
+    </w:p>
+    <w:p>
+      <w:pPr>
+        <w:jc w:val="center"/>
+      </w:pPr>
+      <w:r>
+        <w:rPr>
+          <w:i/>
+          <w:sz w:val="20"/>
+        </w:rPr>
+        <w:t>SKAB Isolation Forest confusion matrix: balanced recall, lower event coherence.</w:t>
+      </w:r>
+    </w:p>
+    <w:p>
+      <w:r>
+        <w:rPr>
+          <w:noProof/>
+        </w:rPr>
+        <w:drawing>
+          <wp:inline distT="0" distB="0" distL="0" distR="0" wp14:anchorId="0C081B30" wp14:editId="2E07AF0B">
+            <wp:extent cx="6126480" cy="3573780"/>
+            <wp:effectExtent l="0" t="0" r="0" b="0"/>
+            <wp:docPr id="10" name="Picture 10"/>
+            <wp:cNvGraphicFramePr>
+              <a:graphicFrameLocks xmlns:a="http://schemas.openxmlformats.org/drawingml/2006/main" noChangeAspect="1"/>
+            </wp:cNvGraphicFramePr>
+            <a:graphic xmlns:a="http://schemas.openxmlformats.org/drawingml/2006/main">
+              <a:graphicData uri="http://schemas.openxmlformats.org/drawingml/2006/picture">
+                <pic:pic xmlns:pic="http://schemas.openxmlformats.org/drawingml/2006/picture">
+                  <pic:nvPicPr>
+                    <pic:cNvPr id="0" name="lstm_ae_plot.png"/>
+                    <pic:cNvPicPr/>
+                  </pic:nvPicPr>
+                  <pic:blipFill>
+                    <a:blip r:embed="rId15"/>
+                    <a:stretch>
+                      <a:fillRect/>
+                    </a:stretch>
+                  </pic:blipFill>
+                  <pic:spPr>
+                    <a:xfrm>
+                      <a:off x="0" y="0"/>
+                      <a:ext cx="6126480" cy="3573780"/>
+                    </a:xfrm>
+                    <a:prstGeom prst="rect">
+                      <a:avLst/>
+                    </a:prstGeom>
+                  </pic:spPr>
+                </pic:pic>
+              </a:graphicData>
+            </a:graphic>
+          </wp:inline>
+        </w:drawing>
+      </w:r>
+    </w:p>
+    <w:p>
+      <w:pPr>
+        <w:jc w:val="center"/>
+      </w:pPr>
+      <w:r>
+        <w:rPr>
+          <w:i/>
+          <w:sz w:val="20"/>
+        </w:rPr>
+        <w:t>SKAB LSTM-AE: strong ranking quality with moderate fragmentation.</w:t>
+      </w:r>
+    </w:p>
+    <w:p>
+      <w:r>
+        <w:rPr>
+          <w:noProof/>
+        </w:rPr>
+        <w:lastRenderedPageBreak/>
+        <w:drawing>
+          <wp:inline distT="0" distB="0" distL="0" distR="0" wp14:anchorId="77D31215" wp14:editId="7769AEB4">
+            <wp:extent cx="4754880" cy="4160520"/>
+            <wp:effectExtent l="0" t="0" r="0" b="0"/>
+            <wp:docPr id="11" name="Picture 11"/>
+            <wp:cNvGraphicFramePr>
+              <a:graphicFrameLocks xmlns:a="http://schemas.openxmlformats.org/drawingml/2006/main" noChangeAspect="1"/>
+            </wp:cNvGraphicFramePr>
+            <a:graphic xmlns:a="http://schemas.openxmlformats.org/drawingml/2006/main">
+              <a:graphicData uri="http://schemas.openxmlformats.org/drawingml/2006/picture">
+                <pic:pic xmlns:pic="http://schemas.openxmlformats.org/drawingml/2006/picture">
+                  <pic:nvPicPr>
+                    <pic:cNvPr id="0" name="lstm_ae_confusion_matrix.png"/>
+                    <pic:cNvPicPr/>
+                  </pic:nvPicPr>
+                  <pic:blipFill>
+                    <a:blip r:embed="rId16"/>
+                    <a:stretch>
+                      <a:fillRect/>
+                    </a:stretch>
+                  </pic:blipFill>
+                  <pic:spPr>
+                    <a:xfrm>
+                      <a:off x="0" y="0"/>
+                      <a:ext cx="4754880" cy="4160520"/>
+                    </a:xfrm>
+                    <a:prstGeom prst="rect">
+                      <a:avLst/>
+                    </a:prstGeom>
+                  </pic:spPr>
+                </pic:pic>
+              </a:graphicData>
+            </a:graphic>
+          </wp:inline>
+        </w:drawing>
+      </w:r>
+    </w:p>
+    <w:p>
+      <w:pPr>
+        <w:jc w:val="center"/>
+      </w:pPr>
+      <w:r>
+        <w:rPr>
+          <w:i/>
+          <w:sz w:val="20"/>
+        </w:rPr>
+        <w:t>SKAB LSTM-AE confusion matrix: balanced precision and recall.</w:t>
+      </w:r>
+    </w:p>
+    <w:p>
+      <w:r>
+        <w:rPr>
+          <w:noProof/>
+        </w:rPr>
+        <w:drawing>
+          <wp:inline distT="0" distB="0" distL="0" distR="0" wp14:anchorId="2C6031FE" wp14:editId="016AA7D5">
+            <wp:extent cx="6126480" cy="3573780"/>
+            <wp:effectExtent l="0" t="0" r="0" b="0"/>
+            <wp:docPr id="12" name="Picture 12"/>
+            <wp:cNvGraphicFramePr>
+              <a:graphicFrameLocks xmlns:a="http://schemas.openxmlformats.org/drawingml/2006/main" noChangeAspect="1"/>
+            </wp:cNvGraphicFramePr>
+            <a:graphic xmlns:a="http://schemas.openxmlformats.org/drawingml/2006/main">
+              <a:graphicData uri="http://schemas.openxmlformats.org/drawingml/2006/picture">
+                <pic:pic xmlns:pic="http://schemas.openxmlformats.org/drawingml/2006/picture">
+                  <pic:nvPicPr>
+                    <pic:cNvPr id="0" name="cnn_ae_plot.png"/>
+                    <pic:cNvPicPr/>
+                  </pic:nvPicPr>
+                  <pic:blipFill>
+                    <a:blip r:embed="rId17"/>
+                    <a:stretch>
+                      <a:fillRect/>
+                    </a:stretch>
+                  </pic:blipFill>
+                  <pic:spPr>
+                    <a:xfrm>
+                      <a:off x="0" y="0"/>
+                      <a:ext cx="6126480" cy="3573780"/>
+                    </a:xfrm>
+                    <a:prstGeom prst="rect">
+                      <a:avLst/>
+                    </a:prstGeom>
+                  </pic:spPr>
+                </pic:pic>
+              </a:graphicData>
+            </a:graphic>
+          </wp:inline>
+        </w:drawing>
+      </w:r>
+    </w:p>
+    <w:p>
+      <w:pPr>
+        <w:jc w:val="center"/>
+      </w:pPr>
+      <w:r>
+        <w:rPr>
+          <w:i/>
+          <w:sz w:val="20"/>
+        </w:rPr>
+        <w:t>SKAB CNN-AE: local temporal detection with several short alerts.</w:t>
+      </w:r>
+    </w:p>
+    <w:p>
+      <w:r>
+        <w:rPr>
+          <w:noProof/>
+        </w:rPr>
+        <w:lastRenderedPageBreak/>
+        <w:drawing>
+          <wp:inline distT="0" distB="0" distL="0" distR="0" wp14:anchorId="73B53F96" wp14:editId="0B5559F4">
+            <wp:extent cx="4754880" cy="4160520"/>
+            <wp:effectExtent l="0" t="0" r="0" b="0"/>
+            <wp:docPr id="13" name="Picture 13"/>
+            <wp:cNvGraphicFramePr>
+              <a:graphicFrameLocks xmlns:a="http://schemas.openxmlformats.org/drawingml/2006/main" noChangeAspect="1"/>
+            </wp:cNvGraphicFramePr>
+            <a:graphic xmlns:a="http://schemas.openxmlformats.org/drawingml/2006/main">
+              <a:graphicData uri="http://schemas.openxmlformats.org/drawingml/2006/picture">
+                <pic:pic xmlns:pic="http://schemas.openxmlformats.org/drawingml/2006/picture">
+                  <pic:nvPicPr>
+                    <pic:cNvPr id="0" name="cnn_ae_confusion_matrix.png"/>
+                    <pic:cNvPicPr/>
+                  </pic:nvPicPr>
+                  <pic:blipFill>
+                    <a:blip r:embed="rId18"/>
+                    <a:stretch>
+                      <a:fillRect/>
+                    </a:stretch>
+                  </pic:blipFill>
+                  <pic:spPr>
+                    <a:xfrm>
+                      <a:off x="0" y="0"/>
+                      <a:ext cx="4754880" cy="4160520"/>
+                    </a:xfrm>
+                    <a:prstGeom prst="rect">
+                      <a:avLst/>
+                    </a:prstGeom>
+                  </pic:spPr>
+                </pic:pic>
+              </a:graphicData>
+            </a:graphic>
+          </wp:inline>
+        </w:drawing>
+      </w:r>
+    </w:p>
+    <w:p>
+      <w:pPr>
+        <w:jc w:val="center"/>
+      </w:pPr>
+      <w:r>
+        <w:rPr>
+          <w:i/>
+          <w:sz w:val="20"/>
+        </w:rPr>
+        <w:t>SKAB CNN-AE confusion matrix: good recall with moderate false positives.</w:t>
+      </w:r>
+    </w:p>
+    <w:p>
+      <w:r>
         <w:rPr>
           <w:b/>
-          <w:sz w:val="28"/>
+          <w:sz w:val="24"/>
         </w:rPr>
-      </w:pPr>
-    </w:p>
-    <w:p>
-      <w:pPr>
+        <w:t>6.3 NAB EC2 CPU Figures</w:t>
+      </w:r>
+    </w:p>
+    <w:p>
+      <w:pPr>
+        <w:jc w:val="both"/>
+      </w:pPr>
+      <w:r>
+        <w:t>The EC2 CPU series is harder because the anomaly sits inside structured cloud telemetry rather than a clean normal-versus-fault transition. The seasonality plot shows periodic behaviour together with broader level shifts, so the detector must separate recurring variation from a sustained abnormal region. In the score plots, Z-score and both autoencoders produce one broad event, while Isolation Forest becomes highly fragmented and loses event coherence.</w:t>
+      </w:r>
+    </w:p>
+    <w:p>
+      <w:pPr>
+        <w:jc w:val="both"/>
+      </w:pPr>
+      <w:r>
+        <w:t>The figures also explain why the ranking and thresholded views differ. Z-score ranks this split extremely well, but its deployed threshold produces an overly wide anomaly region. The autoencoders preserve one coherent event while improving the point-level boundary, which is why they are the strongest models on this series.</w:t>
+      </w:r>
+    </w:p>
+    <w:p>
+      <w:r>
+        <w:rPr>
+          <w:noProof/>
+        </w:rPr>
+        <w:lastRenderedPageBreak/>
+        <w:drawing>
+          <wp:inline distT="0" distB="0" distL="0" distR="0" wp14:anchorId="6468996A" wp14:editId="1BD2650E">
+            <wp:extent cx="6126480" cy="4084320"/>
+            <wp:effectExtent l="0" t="0" r="0" b="0"/>
+            <wp:docPr id="14" name="Picture 14"/>
+            <wp:cNvGraphicFramePr>
+              <a:graphicFrameLocks xmlns:a="http://schemas.openxmlformats.org/drawingml/2006/main" noChangeAspect="1"/>
+            </wp:cNvGraphicFramePr>
+            <a:graphic xmlns:a="http://schemas.openxmlformats.org/drawingml/2006/main">
+              <a:graphicData uri="http://schemas.openxmlformats.org/drawingml/2006/picture">
+                <pic:pic xmlns:pic="http://schemas.openxmlformats.org/drawingml/2006/picture">
+                  <pic:nvPicPr>
+                    <pic:cNvPr id="0" name="seasonality_stl_plot.png"/>
+                    <pic:cNvPicPr/>
+                  </pic:nvPicPr>
+                  <pic:blipFill>
+                    <a:blip r:embed="rId19"/>
+                    <a:stretch>
+                      <a:fillRect/>
+                    </a:stretch>
+                  </pic:blipFill>
+                  <pic:spPr>
+                    <a:xfrm>
+                      <a:off x="0" y="0"/>
+                      <a:ext cx="6126480" cy="4084320"/>
+                    </a:xfrm>
+                    <a:prstGeom prst="rect">
+                      <a:avLst/>
+                    </a:prstGeom>
+                  </pic:spPr>
+                </pic:pic>
+              </a:graphicData>
+            </a:graphic>
+          </wp:inline>
+        </w:drawing>
+      </w:r>
+    </w:p>
+    <w:p>
+      <w:pPr>
+        <w:jc w:val="center"/>
+      </w:pPr>
+      <w:r>
+        <w:rPr>
+          <w:i/>
+          <w:sz w:val="20"/>
+        </w:rPr>
+        <w:t>NAB EC2 CPU STL decomposition: periodic structure and level shifts.</w:t>
+      </w:r>
+    </w:p>
+    <w:p>
+      <w:r>
+        <w:rPr>
+          <w:noProof/>
+        </w:rPr>
+        <w:drawing>
+          <wp:inline distT="0" distB="0" distL="0" distR="0" wp14:anchorId="717B92FD" wp14:editId="2CC2EA00">
+            <wp:extent cx="6126480" cy="3573780"/>
+            <wp:effectExtent l="0" t="0" r="0" b="0"/>
+            <wp:docPr id="15" name="Picture 15"/>
+            <wp:cNvGraphicFramePr>
+              <a:graphicFrameLocks xmlns:a="http://schemas.openxmlformats.org/drawingml/2006/main" noChangeAspect="1"/>
+            </wp:cNvGraphicFramePr>
+            <a:graphic xmlns:a="http://schemas.openxmlformats.org/drawingml/2006/main">
+              <a:graphicData uri="http://schemas.openxmlformats.org/drawingml/2006/picture">
+                <pic:pic xmlns:pic="http://schemas.openxmlformats.org/drawingml/2006/picture">
+                  <pic:nvPicPr>
+                    <pic:cNvPr id="0" name="zscore_plot.png"/>
+                    <pic:cNvPicPr/>
+                  </pic:nvPicPr>
+                  <pic:blipFill>
+                    <a:blip r:embed="rId20"/>
+                    <a:stretch>
+                      <a:fillRect/>
+                    </a:stretch>
+                  </pic:blipFill>
+                  <pic:spPr>
+                    <a:xfrm>
+                      <a:off x="0" y="0"/>
+                      <a:ext cx="6126480" cy="3573780"/>
+                    </a:xfrm>
+                    <a:prstGeom prst="rect">
+                      <a:avLst/>
+                    </a:prstGeom>
+                  </pic:spPr>
+                </pic:pic>
+              </a:graphicData>
+            </a:graphic>
+          </wp:inline>
+        </w:drawing>
+      </w:r>
+    </w:p>
+    <w:p>
+      <w:pPr>
+        <w:jc w:val="center"/>
+      </w:pPr>
+      <w:r>
+        <w:rPr>
+          <w:i/>
+          <w:sz w:val="20"/>
+        </w:rPr>
+        <w:t>NAB EC2 CPU Z-score: broad but coherent anomaly region.</w:t>
+      </w:r>
+    </w:p>
+    <w:p>
+      <w:r>
+        <w:rPr>
+          <w:noProof/>
+        </w:rPr>
+        <w:lastRenderedPageBreak/>
+        <w:drawing>
+          <wp:inline distT="0" distB="0" distL="0" distR="0" wp14:anchorId="4C97BFAA" wp14:editId="74A0C967">
+            <wp:extent cx="4754880" cy="4160520"/>
+            <wp:effectExtent l="0" t="0" r="0" b="0"/>
+            <wp:docPr id="16" name="Picture 16"/>
+            <wp:cNvGraphicFramePr>
+              <a:graphicFrameLocks xmlns:a="http://schemas.openxmlformats.org/drawingml/2006/main" noChangeAspect="1"/>
+            </wp:cNvGraphicFramePr>
+            <a:graphic xmlns:a="http://schemas.openxmlformats.org/drawingml/2006/main">
+              <a:graphicData uri="http://schemas.openxmlformats.org/drawingml/2006/picture">
+                <pic:pic xmlns:pic="http://schemas.openxmlformats.org/drawingml/2006/picture">
+                  <pic:nvPicPr>
+                    <pic:cNvPr id="0" name="zscore_confusion_matrix.png"/>
+                    <pic:cNvPicPr/>
+                  </pic:nvPicPr>
+                  <pic:blipFill>
+                    <a:blip r:embed="rId21"/>
+                    <a:stretch>
+                      <a:fillRect/>
+                    </a:stretch>
+                  </pic:blipFill>
+                  <pic:spPr>
+                    <a:xfrm>
+                      <a:off x="0" y="0"/>
+                      <a:ext cx="4754880" cy="4160520"/>
+                    </a:xfrm>
+                    <a:prstGeom prst="rect">
+                      <a:avLst/>
+                    </a:prstGeom>
+                  </pic:spPr>
+                </pic:pic>
+              </a:graphicData>
+            </a:graphic>
+          </wp:inline>
+        </w:drawing>
+      </w:r>
+    </w:p>
+    <w:p>
+      <w:pPr>
+        <w:jc w:val="center"/>
+      </w:pPr>
+      <w:r>
+        <w:rPr>
+          <w:i/>
+          <w:sz w:val="20"/>
+        </w:rPr>
+        <w:t>NAB EC2 CPU Z-score confusion matrix: full recall with many false positives.</w:t>
+      </w:r>
+    </w:p>
+    <w:p>
+      <w:r>
+        <w:rPr>
+          <w:noProof/>
+        </w:rPr>
+        <w:drawing>
+          <wp:inline distT="0" distB="0" distL="0" distR="0" wp14:anchorId="575B5CCB" wp14:editId="6703B2A2">
+            <wp:extent cx="6126480" cy="3573780"/>
+            <wp:effectExtent l="0" t="0" r="0" b="0"/>
+            <wp:docPr id="17" name="Picture 17"/>
+            <wp:cNvGraphicFramePr>
+              <a:graphicFrameLocks xmlns:a="http://schemas.openxmlformats.org/drawingml/2006/main" noChangeAspect="1"/>
+            </wp:cNvGraphicFramePr>
+            <a:graphic xmlns:a="http://schemas.openxmlformats.org/drawingml/2006/main">
+              <a:graphicData uri="http://schemas.openxmlformats.org/drawingml/2006/picture">
+                <pic:pic xmlns:pic="http://schemas.openxmlformats.org/drawingml/2006/picture">
+                  <pic:nvPicPr>
+                    <pic:cNvPr id="0" name="iforest_plot.png"/>
+                    <pic:cNvPicPr/>
+                  </pic:nvPicPr>
+                  <pic:blipFill>
+                    <a:blip r:embed="rId22"/>
+                    <a:stretch>
+                      <a:fillRect/>
+                    </a:stretch>
+                  </pic:blipFill>
+                  <pic:spPr>
+                    <a:xfrm>
+                      <a:off x="0" y="0"/>
+                      <a:ext cx="6126480" cy="3573780"/>
+                    </a:xfrm>
+                    <a:prstGeom prst="rect">
+                      <a:avLst/>
+                    </a:prstGeom>
+                  </pic:spPr>
+                </pic:pic>
+              </a:graphicData>
+            </a:graphic>
+          </wp:inline>
+        </w:drawing>
+      </w:r>
+    </w:p>
+    <w:p>
+      <w:pPr>
+        <w:jc w:val="center"/>
+      </w:pPr>
+      <w:r>
+        <w:rPr>
+          <w:i/>
+          <w:sz w:val="20"/>
+        </w:rPr>
+        <w:t>NAB EC2 CPU Isolation Forest: fragmented alerting across the anomaly window.</w:t>
+      </w:r>
+    </w:p>
+    <w:p>
+      <w:r>
+        <w:rPr>
+          <w:noProof/>
+        </w:rPr>
+        <w:lastRenderedPageBreak/>
+        <w:drawing>
+          <wp:inline distT="0" distB="0" distL="0" distR="0" wp14:anchorId="13E8D75B" wp14:editId="669A841D">
+            <wp:extent cx="4754880" cy="4160520"/>
+            <wp:effectExtent l="0" t="0" r="0" b="0"/>
+            <wp:docPr id="18" name="Picture 18"/>
+            <wp:cNvGraphicFramePr>
+              <a:graphicFrameLocks xmlns:a="http://schemas.openxmlformats.org/drawingml/2006/main" noChangeAspect="1"/>
+            </wp:cNvGraphicFramePr>
+            <a:graphic xmlns:a="http://schemas.openxmlformats.org/drawingml/2006/main">
+              <a:graphicData uri="http://schemas.openxmlformats.org/drawingml/2006/picture">
+                <pic:pic xmlns:pic="http://schemas.openxmlformats.org/drawingml/2006/picture">
+                  <pic:nvPicPr>
+                    <pic:cNvPr id="0" name="iforest_confusion_matrix.png"/>
+                    <pic:cNvPicPr/>
+                  </pic:nvPicPr>
+                  <pic:blipFill>
+                    <a:blip r:embed="rId23"/>
+                    <a:stretch>
+                      <a:fillRect/>
+                    </a:stretch>
+                  </pic:blipFill>
+                  <pic:spPr>
+                    <a:xfrm>
+                      <a:off x="0" y="0"/>
+                      <a:ext cx="4754880" cy="4160520"/>
+                    </a:xfrm>
+                    <a:prstGeom prst="rect">
+                      <a:avLst/>
+                    </a:prstGeom>
+                  </pic:spPr>
+                </pic:pic>
+              </a:graphicData>
+            </a:graphic>
+          </wp:inline>
+        </w:drawing>
+      </w:r>
+    </w:p>
+    <w:p>
+      <w:pPr>
+        <w:jc w:val="center"/>
+      </w:pPr>
+      <w:r>
+        <w:rPr>
+          <w:i/>
+          <w:sz w:val="20"/>
+        </w:rPr>
+        <w:t>NAB EC2 CPU Isolation Forest confusion matrix: reduced recall and weak event coherence.</w:t>
+      </w:r>
+    </w:p>
+    <w:p>
+      <w:r>
+        <w:rPr>
+          <w:noProof/>
+        </w:rPr>
+        <w:drawing>
+          <wp:inline distT="0" distB="0" distL="0" distR="0" wp14:anchorId="50CB465E" wp14:editId="21576B54">
+            <wp:extent cx="6126480" cy="3573780"/>
+            <wp:effectExtent l="0" t="0" r="0" b="0"/>
+            <wp:docPr id="19" name="Picture 19"/>
+            <wp:cNvGraphicFramePr>
+              <a:graphicFrameLocks xmlns:a="http://schemas.openxmlformats.org/drawingml/2006/main" noChangeAspect="1"/>
+            </wp:cNvGraphicFramePr>
+            <a:graphic xmlns:a="http://schemas.openxmlformats.org/drawingml/2006/main">
+              <a:graphicData uri="http://schemas.openxmlformats.org/drawingml/2006/picture">
+                <pic:pic xmlns:pic="http://schemas.openxmlformats.org/drawingml/2006/picture">
+                  <pic:nvPicPr>
+                    <pic:cNvPr id="0" name="lstm_ae_plot.png"/>
+                    <pic:cNvPicPr/>
+                  </pic:nvPicPr>
+                  <pic:blipFill>
+                    <a:blip r:embed="rId24"/>
+                    <a:stretch>
+                      <a:fillRect/>
+                    </a:stretch>
+                  </pic:blipFill>
+                  <pic:spPr>
+                    <a:xfrm>
+                      <a:off x="0" y="0"/>
+                      <a:ext cx="6126480" cy="3573780"/>
+                    </a:xfrm>
+                    <a:prstGeom prst="rect">
+                      <a:avLst/>
+                    </a:prstGeom>
+                  </pic:spPr>
+                </pic:pic>
+              </a:graphicData>
+            </a:graphic>
+          </wp:inline>
+        </w:drawing>
+      </w:r>
+    </w:p>
+    <w:p>
+      <w:pPr>
+        <w:jc w:val="center"/>
+      </w:pPr>
+      <w:r>
+        <w:rPr>
+          <w:i/>
+          <w:sz w:val="20"/>
+        </w:rPr>
+        <w:t>NAB EC2 CPU LSTM-AE: one coherent sequence-level anomaly.</w:t>
+      </w:r>
+    </w:p>
+    <w:p>
+      <w:r>
+        <w:rPr>
+          <w:noProof/>
+        </w:rPr>
+        <w:lastRenderedPageBreak/>
+        <w:drawing>
+          <wp:inline distT="0" distB="0" distL="0" distR="0" wp14:anchorId="31BD2D90" wp14:editId="4189C20E">
+            <wp:extent cx="4754880" cy="4160520"/>
+            <wp:effectExtent l="0" t="0" r="0" b="0"/>
+            <wp:docPr id="20" name="Picture 20"/>
+            <wp:cNvGraphicFramePr>
+              <a:graphicFrameLocks xmlns:a="http://schemas.openxmlformats.org/drawingml/2006/main" noChangeAspect="1"/>
+            </wp:cNvGraphicFramePr>
+            <a:graphic xmlns:a="http://schemas.openxmlformats.org/drawingml/2006/main">
+              <a:graphicData uri="http://schemas.openxmlformats.org/drawingml/2006/picture">
+                <pic:pic xmlns:pic="http://schemas.openxmlformats.org/drawingml/2006/picture">
+                  <pic:nvPicPr>
+                    <pic:cNvPr id="0" name="lstm_ae_confusion_matrix.png"/>
+                    <pic:cNvPicPr/>
+                  </pic:nvPicPr>
+                  <pic:blipFill>
+                    <a:blip r:embed="rId25"/>
+                    <a:stretch>
+                      <a:fillRect/>
+                    </a:stretch>
+                  </pic:blipFill>
+                  <pic:spPr>
+                    <a:xfrm>
+                      <a:off x="0" y="0"/>
+                      <a:ext cx="4754880" cy="4160520"/>
+                    </a:xfrm>
+                    <a:prstGeom prst="rect">
+                      <a:avLst/>
+                    </a:prstGeom>
+                  </pic:spPr>
+                </pic:pic>
+              </a:graphicData>
+            </a:graphic>
+          </wp:inline>
+        </w:drawing>
+      </w:r>
+    </w:p>
+    <w:p>
+      <w:pPr>
+        <w:jc w:val="center"/>
+      </w:pPr>
+      <w:r>
+        <w:rPr>
+          <w:i/>
+          <w:sz w:val="20"/>
+        </w:rPr>
+        <w:t>NAB EC2 CPU LSTM-AE confusion matrix: full recall with improved boundary quality.</w:t>
+      </w:r>
+    </w:p>
+    <w:p>
+      <w:r>
+        <w:rPr>
+          <w:noProof/>
+        </w:rPr>
+        <w:drawing>
+          <wp:inline distT="0" distB="0" distL="0" distR="0" wp14:anchorId="5CE67DA2" wp14:editId="116E94EF">
+            <wp:extent cx="6126480" cy="3573780"/>
+            <wp:effectExtent l="0" t="0" r="0" b="0"/>
+            <wp:docPr id="21" name="Picture 21"/>
+            <wp:cNvGraphicFramePr>
+              <a:graphicFrameLocks xmlns:a="http://schemas.openxmlformats.org/drawingml/2006/main" noChangeAspect="1"/>
+            </wp:cNvGraphicFramePr>
+            <a:graphic xmlns:a="http://schemas.openxmlformats.org/drawingml/2006/main">
+              <a:graphicData uri="http://schemas.openxmlformats.org/drawingml/2006/picture">
+                <pic:pic xmlns:pic="http://schemas.openxmlformats.org/drawingml/2006/picture">
+                  <pic:nvPicPr>
+                    <pic:cNvPr id="0" name="cnn_ae_plot.png"/>
+                    <pic:cNvPicPr/>
+                  </pic:nvPicPr>
+                  <pic:blipFill>
+                    <a:blip r:embed="rId26"/>
+                    <a:stretch>
+                      <a:fillRect/>
+                    </a:stretch>
+                  </pic:blipFill>
+                  <pic:spPr>
+                    <a:xfrm>
+                      <a:off x="0" y="0"/>
+                      <a:ext cx="6126480" cy="3573780"/>
+                    </a:xfrm>
+                    <a:prstGeom prst="rect">
+                      <a:avLst/>
+                    </a:prstGeom>
+                  </pic:spPr>
+                </pic:pic>
+              </a:graphicData>
+            </a:graphic>
+          </wp:inline>
+        </w:drawing>
+      </w:r>
+    </w:p>
+    <w:p>
+      <w:pPr>
+        <w:jc w:val="center"/>
+      </w:pPr>
+      <w:r>
+        <w:rPr>
+          <w:i/>
+          <w:sz w:val="20"/>
+        </w:rPr>
+        <w:t>NAB EC2 CPU CNN-AE: local motif reconstruction captures the event.</w:t>
+      </w:r>
+    </w:p>
+    <w:p>
+      <w:r>
+        <w:rPr>
+          <w:noProof/>
+        </w:rPr>
+        <w:lastRenderedPageBreak/>
+        <w:drawing>
+          <wp:inline distT="0" distB="0" distL="0" distR="0" wp14:anchorId="5A544993" wp14:editId="6E976172">
+            <wp:extent cx="4754880" cy="4160520"/>
+            <wp:effectExtent l="0" t="0" r="0" b="0"/>
+            <wp:docPr id="22" name="Picture 22"/>
+            <wp:cNvGraphicFramePr>
+              <a:graphicFrameLocks xmlns:a="http://schemas.openxmlformats.org/drawingml/2006/main" noChangeAspect="1"/>
+            </wp:cNvGraphicFramePr>
+            <a:graphic xmlns:a="http://schemas.openxmlformats.org/drawingml/2006/main">
+              <a:graphicData uri="http://schemas.openxmlformats.org/drawingml/2006/picture">
+                <pic:pic xmlns:pic="http://schemas.openxmlformats.org/drawingml/2006/picture">
+                  <pic:nvPicPr>
+                    <pic:cNvPr id="0" name="cnn_ae_confusion_matrix.png"/>
+                    <pic:cNvPicPr/>
+                  </pic:nvPicPr>
+                  <pic:blipFill>
+                    <a:blip r:embed="rId27"/>
+                    <a:stretch>
+                      <a:fillRect/>
+                    </a:stretch>
+                  </pic:blipFill>
+                  <pic:spPr>
+                    <a:xfrm>
+                      <a:off x="0" y="0"/>
+                      <a:ext cx="4754880" cy="4160520"/>
+                    </a:xfrm>
+                    <a:prstGeom prst="rect">
+                      <a:avLst/>
+                    </a:prstGeom>
+                  </pic:spPr>
+                </pic:pic>
+              </a:graphicData>
+            </a:graphic>
+          </wp:inline>
+        </w:drawing>
+      </w:r>
+    </w:p>
+    <w:p>
+      <w:pPr>
+        <w:jc w:val="center"/>
+      </w:pPr>
+      <w:r>
+        <w:rPr>
+          <w:i/>
+          <w:sz w:val="20"/>
+        </w:rPr>
+        <w:t>NAB EC2 CPU CNN-AE confusion matrix: similar behaviour to LSTM-AE on this split.</w:t>
+      </w:r>
+    </w:p>
+    <w:p>
+      <w:r>
         <w:rPr>
           <w:b/>
-          <w:sz w:val="28"/>
+          <w:sz w:val="24"/>
         </w:rPr>
-      </w:pPr>
+        <w:t>6.4 NAB RDS CPU Figures</w:t>
+      </w:r>
+    </w:p>
+    <w:p>
+      <w:pPr>
+        <w:jc w:val="both"/>
+      </w:pPr>
+      <w:r>
+        <w:t>The RDS CPU series is the cleanest NAB example for the advanced models. All four models detect the event at the event level, but the autoencoders localize it more precisely point by point. Visually, this split is simpler than EC2 CPU: the anomalous interval is easier to isolate, and the main difference between models is precision rather than whether they detect the event at all.</w:t>
+      </w:r>
+    </w:p>
+    <w:p>
+      <w:pPr>
+        <w:jc w:val="both"/>
+      </w:pPr>
+      <w:r>
+        <w:t>This is the dataset where the visual evidence aligns most directly with the metric tables. The autoencoders do not just improve a secondary metric; they track the anomalous interval more tightly while keeping alerting behaviour coherent.</w:t>
+      </w:r>
+    </w:p>
+    <w:p>
+      <w:r>
+        <w:rPr>
+          <w:noProof/>
+        </w:rPr>
+        <w:lastRenderedPageBreak/>
+        <w:drawing>
+          <wp:inline distT="0" distB="0" distL="0" distR="0" wp14:anchorId="40823279" wp14:editId="5DD720B3">
+            <wp:extent cx="6126480" cy="3573780"/>
+            <wp:effectExtent l="0" t="0" r="0" b="0"/>
+            <wp:docPr id="23" name="Picture 23"/>
+            <wp:cNvGraphicFramePr>
+              <a:graphicFrameLocks xmlns:a="http://schemas.openxmlformats.org/drawingml/2006/main" noChangeAspect="1"/>
+            </wp:cNvGraphicFramePr>
+            <a:graphic xmlns:a="http://schemas.openxmlformats.org/drawingml/2006/main">
+              <a:graphicData uri="http://schemas.openxmlformats.org/drawingml/2006/picture">
+                <pic:pic xmlns:pic="http://schemas.openxmlformats.org/drawingml/2006/picture">
+                  <pic:nvPicPr>
+                    <pic:cNvPr id="0" name="zscore_plot.png"/>
+                    <pic:cNvPicPr/>
+                  </pic:nvPicPr>
+                  <pic:blipFill>
+                    <a:blip r:embed="rId28"/>
+                    <a:stretch>
+                      <a:fillRect/>
+                    </a:stretch>
+                  </pic:blipFill>
+                  <pic:spPr>
+                    <a:xfrm>
+                      <a:off x="0" y="0"/>
+                      <a:ext cx="6126480" cy="3573780"/>
+                    </a:xfrm>
+                    <a:prstGeom prst="rect">
+                      <a:avLst/>
+                    </a:prstGeom>
+                  </pic:spPr>
+                </pic:pic>
+              </a:graphicData>
+            </a:graphic>
+          </wp:inline>
+        </w:drawing>
+      </w:r>
+    </w:p>
+    <w:p>
+      <w:pPr>
+        <w:jc w:val="center"/>
+      </w:pPr>
+      <w:r>
+        <w:rPr>
+          <w:i/>
+          <w:sz w:val="20"/>
+        </w:rPr>
+        <w:t>NAB RDS CPU Z-score: coherent detection with a broad alert band.</w:t>
+      </w:r>
+    </w:p>
+    <w:p>
+      <w:r>
+        <w:rPr>
+          <w:noProof/>
+        </w:rPr>
+        <w:drawing>
+          <wp:inline distT="0" distB="0" distL="0" distR="0" wp14:anchorId="210E5D94" wp14:editId="3F28B57B">
+            <wp:extent cx="4754880" cy="4160520"/>
+            <wp:effectExtent l="0" t="0" r="0" b="0"/>
+            <wp:docPr id="24" name="Picture 24"/>
+            <wp:cNvGraphicFramePr>
+              <a:graphicFrameLocks xmlns:a="http://schemas.openxmlformats.org/drawingml/2006/main" noChangeAspect="1"/>
+            </wp:cNvGraphicFramePr>
+            <a:graphic xmlns:a="http://schemas.openxmlformats.org/drawingml/2006/main">
+              <a:graphicData uri="http://schemas.openxmlformats.org/drawingml/2006/picture">
+                <pic:pic xmlns:pic="http://schemas.openxmlformats.org/drawingml/2006/picture">
+                  <pic:nvPicPr>
+                    <pic:cNvPr id="0" name="zscore_confusion_matrix.png"/>
+                    <pic:cNvPicPr/>
+                  </pic:nvPicPr>
+                  <pic:blipFill>
+                    <a:blip r:embed="rId29"/>
+                    <a:stretch>
+                      <a:fillRect/>
+                    </a:stretch>
+                  </pic:blipFill>
+                  <pic:spPr>
+                    <a:xfrm>
+                      <a:off x="0" y="0"/>
+                      <a:ext cx="4754880" cy="4160520"/>
+                    </a:xfrm>
+                    <a:prstGeom prst="rect">
+                      <a:avLst/>
+                    </a:prstGeom>
+                  </pic:spPr>
+                </pic:pic>
+              </a:graphicData>
+            </a:graphic>
+          </wp:inline>
+        </w:drawing>
+      </w:r>
+    </w:p>
+    <w:p>
+      <w:pPr>
+        <w:jc w:val="center"/>
+      </w:pPr>
+      <w:r>
+        <w:rPr>
+          <w:i/>
+          <w:sz w:val="20"/>
+        </w:rPr>
+        <w:t>NAB RDS CPU Z-score confusion matrix: moderate precision, strong recall.</w:t>
+      </w:r>
+    </w:p>
+    <w:p>
+      <w:r>
+        <w:rPr>
+          <w:noProof/>
+        </w:rPr>
+        <w:lastRenderedPageBreak/>
+        <w:drawing>
+          <wp:inline distT="0" distB="0" distL="0" distR="0" wp14:anchorId="17C70ACD" wp14:editId="49F60927">
+            <wp:extent cx="6126480" cy="3573780"/>
+            <wp:effectExtent l="0" t="0" r="0" b="0"/>
+            <wp:docPr id="25" name="Picture 25"/>
+            <wp:cNvGraphicFramePr>
+              <a:graphicFrameLocks xmlns:a="http://schemas.openxmlformats.org/drawingml/2006/main" noChangeAspect="1"/>
+            </wp:cNvGraphicFramePr>
+            <a:graphic xmlns:a="http://schemas.openxmlformats.org/drawingml/2006/main">
+              <a:graphicData uri="http://schemas.openxmlformats.org/drawingml/2006/picture">
+                <pic:pic xmlns:pic="http://schemas.openxmlformats.org/drawingml/2006/picture">
+                  <pic:nvPicPr>
+                    <pic:cNvPr id="0" name="iforest_plot.png"/>
+                    <pic:cNvPicPr/>
+                  </pic:nvPicPr>
+                  <pic:blipFill>
+                    <a:blip r:embed="rId30"/>
+                    <a:stretch>
+                      <a:fillRect/>
+                    </a:stretch>
+                  </pic:blipFill>
+                  <pic:spPr>
+                    <a:xfrm>
+                      <a:off x="0" y="0"/>
+                      <a:ext cx="6126480" cy="3573780"/>
+                    </a:xfrm>
+                    <a:prstGeom prst="rect">
+                      <a:avLst/>
+                    </a:prstGeom>
+                  </pic:spPr>
+                </pic:pic>
+              </a:graphicData>
+            </a:graphic>
+          </wp:inline>
+        </w:drawing>
+      </w:r>
+    </w:p>
+    <w:p>
+      <w:pPr>
+        <w:jc w:val="center"/>
+      </w:pPr>
+      <w:r>
+        <w:rPr>
+          <w:i/>
+          <w:sz w:val="20"/>
+        </w:rPr>
+        <w:t>NAB RDS CPU Isolation Forest: detects the event but with some fragmentation.</w:t>
+      </w:r>
+    </w:p>
+    <w:p>
+      <w:r>
+        <w:rPr>
+          <w:noProof/>
+        </w:rPr>
+        <w:drawing>
+          <wp:inline distT="0" distB="0" distL="0" distR="0" wp14:anchorId="7EC9FD39" wp14:editId="26046EAB">
+            <wp:extent cx="4754880" cy="4160520"/>
+            <wp:effectExtent l="0" t="0" r="0" b="0"/>
+            <wp:docPr id="26" name="Picture 26"/>
+            <wp:cNvGraphicFramePr>
+              <a:graphicFrameLocks xmlns:a="http://schemas.openxmlformats.org/drawingml/2006/main" noChangeAspect="1"/>
+            </wp:cNvGraphicFramePr>
+            <a:graphic xmlns:a="http://schemas.openxmlformats.org/drawingml/2006/main">
+              <a:graphicData uri="http://schemas.openxmlformats.org/drawingml/2006/picture">
+                <pic:pic xmlns:pic="http://schemas.openxmlformats.org/drawingml/2006/picture">
+                  <pic:nvPicPr>
+                    <pic:cNvPr id="0" name="iforest_confusion_matrix.png"/>
+                    <pic:cNvPicPr/>
+                  </pic:nvPicPr>
+                  <pic:blipFill>
+                    <a:blip r:embed="rId31"/>
+                    <a:stretch>
+                      <a:fillRect/>
+                    </a:stretch>
+                  </pic:blipFill>
+                  <pic:spPr>
+                    <a:xfrm>
+                      <a:off x="0" y="0"/>
+                      <a:ext cx="4754880" cy="4160520"/>
+                    </a:xfrm>
+                    <a:prstGeom prst="rect">
+                      <a:avLst/>
+                    </a:prstGeom>
+                  </pic:spPr>
+                </pic:pic>
+              </a:graphicData>
+            </a:graphic>
+          </wp:inline>
+        </w:drawing>
+      </w:r>
+    </w:p>
+    <w:p>
+      <w:pPr>
+        <w:jc w:val="center"/>
+      </w:pPr>
+      <w:r>
+        <w:rPr>
+          <w:i/>
+          <w:sz w:val="20"/>
+        </w:rPr>
+        <w:t>NAB RDS CPU Isolation Forest confusion matrix: similar recall with slightly noisier alerting.</w:t>
+      </w:r>
+    </w:p>
+    <w:p>
+      <w:r>
+        <w:rPr>
+          <w:noProof/>
+        </w:rPr>
+        <w:lastRenderedPageBreak/>
+        <w:drawing>
+          <wp:inline distT="0" distB="0" distL="0" distR="0" wp14:anchorId="13164C72" wp14:editId="597F7F57">
+            <wp:extent cx="6126480" cy="3573780"/>
+            <wp:effectExtent l="0" t="0" r="0" b="0"/>
+            <wp:docPr id="27" name="Picture 27"/>
+            <wp:cNvGraphicFramePr>
+              <a:graphicFrameLocks xmlns:a="http://schemas.openxmlformats.org/drawingml/2006/main" noChangeAspect="1"/>
+            </wp:cNvGraphicFramePr>
+            <a:graphic xmlns:a="http://schemas.openxmlformats.org/drawingml/2006/main">
+              <a:graphicData uri="http://schemas.openxmlformats.org/drawingml/2006/picture">
+                <pic:pic xmlns:pic="http://schemas.openxmlformats.org/drawingml/2006/picture">
+                  <pic:nvPicPr>
+                    <pic:cNvPr id="0" name="lstm_ae_plot.png"/>
+                    <pic:cNvPicPr/>
+                  </pic:nvPicPr>
+                  <pic:blipFill>
+                    <a:blip r:embed="rId32"/>
+                    <a:stretch>
+                      <a:fillRect/>
+                    </a:stretch>
+                  </pic:blipFill>
+                  <pic:spPr>
+                    <a:xfrm>
+                      <a:off x="0" y="0"/>
+                      <a:ext cx="6126480" cy="3573780"/>
+                    </a:xfrm>
+                    <a:prstGeom prst="rect">
+                      <a:avLst/>
+                    </a:prstGeom>
+                  </pic:spPr>
+                </pic:pic>
+              </a:graphicData>
+            </a:graphic>
+          </wp:inline>
+        </w:drawing>
+      </w:r>
+    </w:p>
+    <w:p>
+      <w:pPr>
+        <w:jc w:val="center"/>
+      </w:pPr>
+      <w:r>
+        <w:rPr>
+          <w:i/>
+          <w:sz w:val="20"/>
+        </w:rPr>
+        <w:t>NAB RDS CPU LSTM-AE: tighter temporal localization of the event.</w:t>
+      </w:r>
+    </w:p>
+    <w:p>
+      <w:r>
+        <w:rPr>
+          <w:noProof/>
+        </w:rPr>
+        <w:drawing>
+          <wp:inline distT="0" distB="0" distL="0" distR="0" wp14:anchorId="0B4502DA" wp14:editId="718B1B4A">
+            <wp:extent cx="4754880" cy="4160520"/>
+            <wp:effectExtent l="0" t="0" r="0" b="0"/>
+            <wp:docPr id="28" name="Picture 28"/>
+            <wp:cNvGraphicFramePr>
+              <a:graphicFrameLocks xmlns:a="http://schemas.openxmlformats.org/drawingml/2006/main" noChangeAspect="1"/>
+            </wp:cNvGraphicFramePr>
+            <a:graphic xmlns:a="http://schemas.openxmlformats.org/drawingml/2006/main">
+              <a:graphicData uri="http://schemas.openxmlformats.org/drawingml/2006/picture">
+                <pic:pic xmlns:pic="http://schemas.openxmlformats.org/drawingml/2006/picture">
+                  <pic:nvPicPr>
+                    <pic:cNvPr id="0" name="lstm_ae_confusion_matrix.png"/>
+                    <pic:cNvPicPr/>
+                  </pic:nvPicPr>
+                  <pic:blipFill>
+                    <a:blip r:embed="rId33"/>
+                    <a:stretch>
+                      <a:fillRect/>
+                    </a:stretch>
+                  </pic:blipFill>
+                  <pic:spPr>
+                    <a:xfrm>
+                      <a:off x="0" y="0"/>
+                      <a:ext cx="4754880" cy="4160520"/>
+                    </a:xfrm>
+                    <a:prstGeom prst="rect">
+                      <a:avLst/>
+                    </a:prstGeom>
+                  </pic:spPr>
+                </pic:pic>
+              </a:graphicData>
+            </a:graphic>
+          </wp:inline>
+        </w:drawing>
+      </w:r>
+    </w:p>
+    <w:p>
+      <w:pPr>
+        <w:jc w:val="center"/>
+      </w:pPr>
+      <w:r>
+        <w:rPr>
+          <w:i/>
+          <w:sz w:val="20"/>
+        </w:rPr>
+        <w:t>NAB RDS CPU LSTM-AE confusion matrix: strongest point-level balance on this split.</w:t>
+      </w:r>
+    </w:p>
+    <w:p>
+      <w:r>
+        <w:rPr>
+          <w:noProof/>
+        </w:rPr>
+        <w:lastRenderedPageBreak/>
+        <w:drawing>
+          <wp:inline distT="0" distB="0" distL="0" distR="0" wp14:anchorId="00A2EBA2" wp14:editId="0536622C">
+            <wp:extent cx="6126480" cy="3573780"/>
+            <wp:effectExtent l="0" t="0" r="0" b="0"/>
+            <wp:docPr id="29" name="Picture 29"/>
+            <wp:cNvGraphicFramePr>
+              <a:graphicFrameLocks xmlns:a="http://schemas.openxmlformats.org/drawingml/2006/main" noChangeAspect="1"/>
+            </wp:cNvGraphicFramePr>
+            <a:graphic xmlns:a="http://schemas.openxmlformats.org/drawingml/2006/main">
+              <a:graphicData uri="http://schemas.openxmlformats.org/drawingml/2006/picture">
+                <pic:pic xmlns:pic="http://schemas.openxmlformats.org/drawingml/2006/picture">
+                  <pic:nvPicPr>
+                    <pic:cNvPr id="0" name="cnn_ae_plot.png"/>
+                    <pic:cNvPicPr/>
+                  </pic:nvPicPr>
+                  <pic:blipFill>
+                    <a:blip r:embed="rId34"/>
+                    <a:stretch>
+                      <a:fillRect/>
+                    </a:stretch>
+                  </pic:blipFill>
+                  <pic:spPr>
+                    <a:xfrm>
+                      <a:off x="0" y="0"/>
+                      <a:ext cx="6126480" cy="3573780"/>
+                    </a:xfrm>
+                    <a:prstGeom prst="rect">
+                      <a:avLst/>
+                    </a:prstGeom>
+                  </pic:spPr>
+                </pic:pic>
+              </a:graphicData>
+            </a:graphic>
+          </wp:inline>
+        </w:drawing>
+      </w:r>
+    </w:p>
+    <w:p>
+      <w:pPr>
+        <w:jc w:val="center"/>
+      </w:pPr>
+      <w:r>
+        <w:rPr>
+          <w:i/>
+          <w:sz w:val="20"/>
+        </w:rPr>
+        <w:t>NAB RDS CPU CNN-AE: comparable performance to LSTM-AE.</w:t>
+      </w:r>
+    </w:p>
+    <w:p>
+      <w:r>
+        <w:rPr>
+          <w:noProof/>
+        </w:rPr>
+        <w:drawing>
+          <wp:inline distT="0" distB="0" distL="0" distR="0" wp14:anchorId="1260EDEE" wp14:editId="2B948E6C">
+            <wp:extent cx="4754880" cy="4160520"/>
+            <wp:effectExtent l="0" t="0" r="0" b="0"/>
+            <wp:docPr id="30" name="Picture 30"/>
+            <wp:cNvGraphicFramePr>
+              <a:graphicFrameLocks xmlns:a="http://schemas.openxmlformats.org/drawingml/2006/main" noChangeAspect="1"/>
+            </wp:cNvGraphicFramePr>
+            <a:graphic xmlns:a="http://schemas.openxmlformats.org/drawingml/2006/main">
+              <a:graphicData uri="http://schemas.openxmlformats.org/drawingml/2006/picture">
+                <pic:pic xmlns:pic="http://schemas.openxmlformats.org/drawingml/2006/picture">
+                  <pic:nvPicPr>
+                    <pic:cNvPr id="0" name="cnn_ae_confusion_matrix.png"/>
+                    <pic:cNvPicPr/>
+                  </pic:nvPicPr>
+                  <pic:blipFill>
+                    <a:blip r:embed="rId35"/>
+                    <a:stretch>
+                      <a:fillRect/>
+                    </a:stretch>
+                  </pic:blipFill>
+                  <pic:spPr>
+                    <a:xfrm>
+                      <a:off x="0" y="0"/>
+                      <a:ext cx="4754880" cy="4160520"/>
+                    </a:xfrm>
+                    <a:prstGeom prst="rect">
+                      <a:avLst/>
+                    </a:prstGeom>
+                  </pic:spPr>
+                </pic:pic>
+              </a:graphicData>
+            </a:graphic>
+          </wp:inline>
+        </w:drawing>
+      </w:r>
+    </w:p>
+    <w:p>
+      <w:pPr>
+        <w:jc w:val="center"/>
+      </w:pPr>
+      <w:r>
+        <w:rPr>
+          <w:i/>
+          <w:sz w:val="20"/>
+        </w:rPr>
+        <w:t>NAB RDS CPU CNN-AE confusion matrix: similarly strong precision-recall tradeoff.</w:t>
+      </w:r>
+    </w:p>
+    <w:p>
+      <w:r>
+        <w:rPr>
+          <w:b/>
+          <w:sz w:val="24"/>
+        </w:rPr>
+        <w:lastRenderedPageBreak/>
+        <w:t>6.5 NAB EC2 Network Figures</w:t>
+      </w:r>
+    </w:p>
+    <w:p>
+      <w:pPr>
+        <w:jc w:val="both"/>
+      </w:pPr>
+      <w:r>
+        <w:t>The refreshed EC2 network run is the clearest example of why the report needed updated figures. Under the current pipeline, this split contains one collective anomaly event and now provides meaningful contrast between the models. Z-score and CNN-AE both detect the event but are either too broad or not precise enough. Isolation Forest improves point-level F1 substantially, yet the alert stream still fragments into many short events. LSTM-AE is the clearest winner because it captures the anomaly as one coherent sequence-level event while maintaining perfect precision.</w:t>
+      </w:r>
+    </w:p>
+    <w:p>
+      <w:pPr>
+        <w:jc w:val="both"/>
+      </w:pPr>
+      <w:r>
+        <w:t>This dataset strengthens the main NAB conclusion rather than acting as a special case. In noisy network telemetry, temporal modeling is especially valuable because the anomaly is easier to detect as a pattern over time than as a single extreme point.</w:t>
+      </w:r>
+    </w:p>
+    <w:p>
+      <w:r>
+        <w:rPr>
+          <w:noProof/>
+        </w:rPr>
+        <w:drawing>
+          <wp:inline distT="0" distB="0" distL="0" distR="0" wp14:anchorId="7D28A053" wp14:editId="1A9B936E">
+            <wp:extent cx="6126480" cy="4084320"/>
+            <wp:effectExtent l="0" t="0" r="0" b="0"/>
+            <wp:docPr id="31" name="Picture 31"/>
+            <wp:cNvGraphicFramePr>
+              <a:graphicFrameLocks xmlns:a="http://schemas.openxmlformats.org/drawingml/2006/main" noChangeAspect="1"/>
+            </wp:cNvGraphicFramePr>
+            <a:graphic xmlns:a="http://schemas.openxmlformats.org/drawingml/2006/main">
+              <a:graphicData uri="http://schemas.openxmlformats.org/drawingml/2006/picture">
+                <pic:pic xmlns:pic="http://schemas.openxmlformats.org/drawingml/2006/picture">
+                  <pic:nvPicPr>
+                    <pic:cNvPr id="0" name="seasonality_stl_plot.png"/>
+                    <pic:cNvPicPr/>
+                  </pic:nvPicPr>
+                  <pic:blipFill>
+                    <a:blip r:embed="rId36"/>
+                    <a:stretch>
+                      <a:fillRect/>
+                    </a:stretch>
+                  </pic:blipFill>
+                  <pic:spPr>
+                    <a:xfrm>
+                      <a:off x="0" y="0"/>
+                      <a:ext cx="6126480" cy="4084320"/>
+                    </a:xfrm>
+                    <a:prstGeom prst="rect">
+                      <a:avLst/>
+                    </a:prstGeom>
+                  </pic:spPr>
+                </pic:pic>
+              </a:graphicData>
+            </a:graphic>
+          </wp:inline>
+        </w:drawing>
+      </w:r>
+    </w:p>
+    <w:p>
+      <w:pPr>
+        <w:jc w:val="center"/>
+      </w:pPr>
+      <w:r>
+        <w:rPr>
+          <w:i/>
+          <w:sz w:val="20"/>
+        </w:rPr>
+        <w:t>NAB EC2 Network STL decomposition: weak seasonality but clear score shift.</w:t>
+      </w:r>
+    </w:p>
+    <w:p>
+      <w:r>
+        <w:rPr>
+          <w:noProof/>
+        </w:rPr>
+        <w:lastRenderedPageBreak/>
+        <w:drawing>
+          <wp:inline distT="0" distB="0" distL="0" distR="0" wp14:anchorId="5D739F6D" wp14:editId="37B808D7">
+            <wp:extent cx="6126480" cy="3573780"/>
+            <wp:effectExtent l="0" t="0" r="0" b="0"/>
+            <wp:docPr id="32" name="Picture 32"/>
+            <wp:cNvGraphicFramePr>
+              <a:graphicFrameLocks xmlns:a="http://schemas.openxmlformats.org/drawingml/2006/main" noChangeAspect="1"/>
+            </wp:cNvGraphicFramePr>
+            <a:graphic xmlns:a="http://schemas.openxmlformats.org/drawingml/2006/main">
+              <a:graphicData uri="http://schemas.openxmlformats.org/drawingml/2006/picture">
+                <pic:pic xmlns:pic="http://schemas.openxmlformats.org/drawingml/2006/picture">
+                  <pic:nvPicPr>
+                    <pic:cNvPr id="0" name="zscore_plot.png"/>
+                    <pic:cNvPicPr/>
+                  </pic:nvPicPr>
+                  <pic:blipFill>
+                    <a:blip r:embed="rId37"/>
+                    <a:stretch>
+                      <a:fillRect/>
+                    </a:stretch>
+                  </pic:blipFill>
+                  <pic:spPr>
+                    <a:xfrm>
+                      <a:off x="0" y="0"/>
+                      <a:ext cx="6126480" cy="3573780"/>
+                    </a:xfrm>
+                    <a:prstGeom prst="rect">
+                      <a:avLst/>
+                    </a:prstGeom>
+                  </pic:spPr>
+                </pic:pic>
+              </a:graphicData>
+            </a:graphic>
+          </wp:inline>
+        </w:drawing>
+      </w:r>
+    </w:p>
+    <w:p>
+      <w:pPr>
+        <w:jc w:val="center"/>
+      </w:pPr>
+      <w:r>
+        <w:rPr>
+          <w:i/>
+          <w:sz w:val="20"/>
+        </w:rPr>
+        <w:t>NAB EC2 Network Z-score: broad detection with several predicted segments.</w:t>
+      </w:r>
+    </w:p>
+    <w:p>
+      <w:r>
+        <w:rPr>
+          <w:noProof/>
+        </w:rPr>
+        <w:drawing>
+          <wp:inline distT="0" distB="0" distL="0" distR="0" wp14:anchorId="2A37FDB1" wp14:editId="410C441F">
+            <wp:extent cx="4754880" cy="4160520"/>
+            <wp:effectExtent l="0" t="0" r="0" b="0"/>
+            <wp:docPr id="33" name="Picture 33"/>
+            <wp:cNvGraphicFramePr>
+              <a:graphicFrameLocks xmlns:a="http://schemas.openxmlformats.org/drawingml/2006/main" noChangeAspect="1"/>
+            </wp:cNvGraphicFramePr>
+            <a:graphic xmlns:a="http://schemas.openxmlformats.org/drawingml/2006/main">
+              <a:graphicData uri="http://schemas.openxmlformats.org/drawingml/2006/picture">
+                <pic:pic xmlns:pic="http://schemas.openxmlformats.org/drawingml/2006/picture">
+                  <pic:nvPicPr>
+                    <pic:cNvPr id="0" name="zscore_confusion_matrix.png"/>
+                    <pic:cNvPicPr/>
+                  </pic:nvPicPr>
+                  <pic:blipFill>
+                    <a:blip r:embed="rId38"/>
+                    <a:stretch>
+                      <a:fillRect/>
+                    </a:stretch>
+                  </pic:blipFill>
+                  <pic:spPr>
+                    <a:xfrm>
+                      <a:off x="0" y="0"/>
+                      <a:ext cx="4754880" cy="4160520"/>
+                    </a:xfrm>
+                    <a:prstGeom prst="rect">
+                      <a:avLst/>
+                    </a:prstGeom>
+                  </pic:spPr>
+                </pic:pic>
+              </a:graphicData>
+            </a:graphic>
+          </wp:inline>
+        </w:drawing>
+      </w:r>
+    </w:p>
+    <w:p>
+      <w:pPr>
+        <w:jc w:val="center"/>
+      </w:pPr>
+      <w:r>
+        <w:rPr>
+          <w:i/>
+          <w:sz w:val="20"/>
+        </w:rPr>
+        <w:t>NAB EC2 Network Z-score confusion matrix: partial recall with low precision.</w:t>
+      </w:r>
+    </w:p>
+    <w:p>
+      <w:r>
+        <w:rPr>
+          <w:noProof/>
+        </w:rPr>
+        <w:lastRenderedPageBreak/>
+        <w:drawing>
+          <wp:inline distT="0" distB="0" distL="0" distR="0" wp14:anchorId="0E9E246B" wp14:editId="63E7D777">
+            <wp:extent cx="6126480" cy="3573780"/>
+            <wp:effectExtent l="0" t="0" r="0" b="0"/>
+            <wp:docPr id="34" name="Picture 34"/>
+            <wp:cNvGraphicFramePr>
+              <a:graphicFrameLocks xmlns:a="http://schemas.openxmlformats.org/drawingml/2006/main" noChangeAspect="1"/>
+            </wp:cNvGraphicFramePr>
+            <a:graphic xmlns:a="http://schemas.openxmlformats.org/drawingml/2006/main">
+              <a:graphicData uri="http://schemas.openxmlformats.org/drawingml/2006/picture">
+                <pic:pic xmlns:pic="http://schemas.openxmlformats.org/drawingml/2006/picture">
+                  <pic:nvPicPr>
+                    <pic:cNvPr id="0" name="iforest_plot.png"/>
+                    <pic:cNvPicPr/>
+                  </pic:nvPicPr>
+                  <pic:blipFill>
+                    <a:blip r:embed="rId39"/>
+                    <a:stretch>
+                      <a:fillRect/>
+                    </a:stretch>
+                  </pic:blipFill>
+                  <pic:spPr>
+                    <a:xfrm>
+                      <a:off x="0" y="0"/>
+                      <a:ext cx="6126480" cy="3573780"/>
+                    </a:xfrm>
+                    <a:prstGeom prst="rect">
+                      <a:avLst/>
+                    </a:prstGeom>
+                  </pic:spPr>
+                </pic:pic>
+              </a:graphicData>
+            </a:graphic>
+          </wp:inline>
+        </w:drawing>
+      </w:r>
+    </w:p>
+    <w:p>
+      <w:pPr>
+        <w:jc w:val="center"/>
+      </w:pPr>
+      <w:r>
+        <w:rPr>
+          <w:i/>
+          <w:sz w:val="20"/>
+        </w:rPr>
+        <w:t>NAB EC2 Network Isolation Forest: stronger point detection but fragmented alerts.</w:t>
+      </w:r>
+    </w:p>
+    <w:p>
+      <w:r>
+        <w:rPr>
+          <w:noProof/>
+        </w:rPr>
+        <w:drawing>
+          <wp:inline distT="0" distB="0" distL="0" distR="0" wp14:anchorId="5041CBB8" wp14:editId="0731235F">
+            <wp:extent cx="4754880" cy="4160520"/>
+            <wp:effectExtent l="0" t="0" r="0" b="0"/>
+            <wp:docPr id="35" name="Picture 35"/>
+            <wp:cNvGraphicFramePr>
+              <a:graphicFrameLocks xmlns:a="http://schemas.openxmlformats.org/drawingml/2006/main" noChangeAspect="1"/>
+            </wp:cNvGraphicFramePr>
+            <a:graphic xmlns:a="http://schemas.openxmlformats.org/drawingml/2006/main">
+              <a:graphicData uri="http://schemas.openxmlformats.org/drawingml/2006/picture">
+                <pic:pic xmlns:pic="http://schemas.openxmlformats.org/drawingml/2006/picture">
+                  <pic:nvPicPr>
+                    <pic:cNvPr id="0" name="iforest_confusion_matrix.png"/>
+                    <pic:cNvPicPr/>
+                  </pic:nvPicPr>
+                  <pic:blipFill>
+                    <a:blip r:embed="rId40"/>
+                    <a:stretch>
+                      <a:fillRect/>
+                    </a:stretch>
+                  </pic:blipFill>
+                  <pic:spPr>
+                    <a:xfrm>
+                      <a:off x="0" y="0"/>
+                      <a:ext cx="4754880" cy="4160520"/>
+                    </a:xfrm>
+                    <a:prstGeom prst="rect">
+                      <a:avLst/>
+                    </a:prstGeom>
+                  </pic:spPr>
+                </pic:pic>
+              </a:graphicData>
+            </a:graphic>
+          </wp:inline>
+        </w:drawing>
+      </w:r>
+    </w:p>
+    <w:p>
+      <w:pPr>
+        <w:jc w:val="center"/>
+      </w:pPr>
+      <w:r>
+        <w:rPr>
+          <w:i/>
+          <w:sz w:val="20"/>
+        </w:rPr>
+        <w:t>NAB EC2 Network Isolation Forest confusion matrix: improved F1 but weak event coherence.</w:t>
+      </w:r>
+    </w:p>
+    <w:p>
+      <w:r>
+        <w:rPr>
+          <w:noProof/>
+        </w:rPr>
+        <w:lastRenderedPageBreak/>
+        <w:drawing>
+          <wp:inline distT="0" distB="0" distL="0" distR="0" wp14:anchorId="0326989B" wp14:editId="7AB92269">
+            <wp:extent cx="6126480" cy="3573780"/>
+            <wp:effectExtent l="0" t="0" r="0" b="0"/>
+            <wp:docPr id="36" name="Picture 36"/>
+            <wp:cNvGraphicFramePr>
+              <a:graphicFrameLocks xmlns:a="http://schemas.openxmlformats.org/drawingml/2006/main" noChangeAspect="1"/>
+            </wp:cNvGraphicFramePr>
+            <a:graphic xmlns:a="http://schemas.openxmlformats.org/drawingml/2006/main">
+              <a:graphicData uri="http://schemas.openxmlformats.org/drawingml/2006/picture">
+                <pic:pic xmlns:pic="http://schemas.openxmlformats.org/drawingml/2006/picture">
+                  <pic:nvPicPr>
+                    <pic:cNvPr id="0" name="lstm_ae_plot.png"/>
+                    <pic:cNvPicPr/>
+                  </pic:nvPicPr>
+                  <pic:blipFill>
+                    <a:blip r:embed="rId41"/>
+                    <a:stretch>
+                      <a:fillRect/>
+                    </a:stretch>
+                  </pic:blipFill>
+                  <pic:spPr>
+                    <a:xfrm>
+                      <a:off x="0" y="0"/>
+                      <a:ext cx="6126480" cy="3573780"/>
+                    </a:xfrm>
+                    <a:prstGeom prst="rect">
+                      <a:avLst/>
+                    </a:prstGeom>
+                  </pic:spPr>
+                </pic:pic>
+              </a:graphicData>
+            </a:graphic>
+          </wp:inline>
+        </w:drawing>
+      </w:r>
+    </w:p>
+    <w:p>
+      <w:pPr>
+        <w:jc w:val="center"/>
+      </w:pPr>
+      <w:r>
+        <w:rPr>
+          <w:i/>
+          <w:sz w:val="20"/>
+        </w:rPr>
+        <w:t>NAB EC2 Network LSTM-AE: strongest overall detection on the refreshed split.</w:t>
+      </w:r>
+    </w:p>
+    <w:p>
+      <w:r>
+        <w:rPr>
+          <w:noProof/>
+        </w:rPr>
+        <w:drawing>
+          <wp:inline distT="0" distB="0" distL="0" distR="0" wp14:anchorId="2B6A0784" wp14:editId="1DAF169E">
+            <wp:extent cx="4754880" cy="4160520"/>
+            <wp:effectExtent l="0" t="0" r="0" b="0"/>
+            <wp:docPr id="37" name="Picture 37"/>
+            <wp:cNvGraphicFramePr>
+              <a:graphicFrameLocks xmlns:a="http://schemas.openxmlformats.org/drawingml/2006/main" noChangeAspect="1"/>
+            </wp:cNvGraphicFramePr>
+            <a:graphic xmlns:a="http://schemas.openxmlformats.org/drawingml/2006/main">
+              <a:graphicData uri="http://schemas.openxmlformats.org/drawingml/2006/picture">
+                <pic:pic xmlns:pic="http://schemas.openxmlformats.org/drawingml/2006/picture">
+                  <pic:nvPicPr>
+                    <pic:cNvPr id="0" name="lstm_ae_confusion_matrix.png"/>
+                    <pic:cNvPicPr/>
+                  </pic:nvPicPr>
+                  <pic:blipFill>
+                    <a:blip r:embed="rId42"/>
+                    <a:stretch>
+                      <a:fillRect/>
+                    </a:stretch>
+                  </pic:blipFill>
+                  <pic:spPr>
+                    <a:xfrm>
+                      <a:off x="0" y="0"/>
+                      <a:ext cx="4754880" cy="4160520"/>
+                    </a:xfrm>
+                    <a:prstGeom prst="rect">
+                      <a:avLst/>
+                    </a:prstGeom>
+                  </pic:spPr>
+                </pic:pic>
+              </a:graphicData>
+            </a:graphic>
+          </wp:inline>
+        </w:drawing>
+      </w:r>
+    </w:p>
+    <w:p>
+      <w:pPr>
+        <w:jc w:val="center"/>
+      </w:pPr>
+      <w:r>
+        <w:rPr>
+          <w:i/>
+          <w:sz w:val="20"/>
+        </w:rPr>
+        <w:t>NAB EC2 Network LSTM-AE confusion matrix: perfect precision with one coherent event.</w:t>
+      </w:r>
+    </w:p>
+    <w:p>
+      <w:r>
+        <w:rPr>
+          <w:noProof/>
+        </w:rPr>
+        <w:lastRenderedPageBreak/>
+        <w:drawing>
+          <wp:inline distT="0" distB="0" distL="0" distR="0" wp14:anchorId="61035FB2" wp14:editId="597B279F">
+            <wp:extent cx="6126480" cy="3573780"/>
+            <wp:effectExtent l="0" t="0" r="0" b="0"/>
+            <wp:docPr id="38" name="Picture 38"/>
+            <wp:cNvGraphicFramePr>
+              <a:graphicFrameLocks xmlns:a="http://schemas.openxmlformats.org/drawingml/2006/main" noChangeAspect="1"/>
+            </wp:cNvGraphicFramePr>
+            <a:graphic xmlns:a="http://schemas.openxmlformats.org/drawingml/2006/main">
+              <a:graphicData uri="http://schemas.openxmlformats.org/drawingml/2006/picture">
+                <pic:pic xmlns:pic="http://schemas.openxmlformats.org/drawingml/2006/picture">
+                  <pic:nvPicPr>
+                    <pic:cNvPr id="0" name="cnn_ae_plot.png"/>
+                    <pic:cNvPicPr/>
+                  </pic:nvPicPr>
+                  <pic:blipFill>
+                    <a:blip r:embed="rId43"/>
+                    <a:stretch>
+                      <a:fillRect/>
+                    </a:stretch>
+                  </pic:blipFill>
+                  <pic:spPr>
+                    <a:xfrm>
+                      <a:off x="0" y="0"/>
+                      <a:ext cx="6126480" cy="3573780"/>
+                    </a:xfrm>
+                    <a:prstGeom prst="rect">
+                      <a:avLst/>
+                    </a:prstGeom>
+                  </pic:spPr>
+                </pic:pic>
+              </a:graphicData>
+            </a:graphic>
+          </wp:inline>
+        </w:drawing>
+      </w:r>
+    </w:p>
+    <w:p>
+      <w:pPr>
+        <w:jc w:val="center"/>
+      </w:pPr>
+      <w:r>
+        <w:rPr>
+          <w:i/>
+          <w:sz w:val="20"/>
+        </w:rPr>
+        <w:t>NAB EC2 Network CNN-AE: event detection with lower pointwise precision.</w:t>
+      </w:r>
+    </w:p>
+    <w:p>
+      <w:r>
+        <w:rPr>
+          <w:noProof/>
+        </w:rPr>
+        <w:drawing>
+          <wp:inline distT="0" distB="0" distL="0" distR="0" wp14:anchorId="64ABF78B" wp14:editId="34448835">
+            <wp:extent cx="4754880" cy="4160520"/>
+            <wp:effectExtent l="0" t="0" r="0" b="0"/>
+            <wp:docPr id="39" name="Picture 39"/>
+            <wp:cNvGraphicFramePr>
+              <a:graphicFrameLocks xmlns:a="http://schemas.openxmlformats.org/drawingml/2006/main" noChangeAspect="1"/>
+            </wp:cNvGraphicFramePr>
+            <a:graphic xmlns:a="http://schemas.openxmlformats.org/drawingml/2006/main">
+              <a:graphicData uri="http://schemas.openxmlformats.org/drawingml/2006/picture">
+                <pic:pic xmlns:pic="http://schemas.openxmlformats.org/drawingml/2006/picture">
+                  <pic:nvPicPr>
+                    <pic:cNvPr id="0" name="cnn_ae_confusion_matrix.png"/>
+                    <pic:cNvPicPr/>
+                  </pic:nvPicPr>
+                  <pic:blipFill>
+                    <a:blip r:embed="rId44"/>
+                    <a:stretch>
+                      <a:fillRect/>
+                    </a:stretch>
+                  </pic:blipFill>
+                  <pic:spPr>
+                    <a:xfrm>
+                      <a:off x="0" y="0"/>
+                      <a:ext cx="4754880" cy="4160520"/>
+                    </a:xfrm>
+                    <a:prstGeom prst="rect">
+                      <a:avLst/>
+                    </a:prstGeom>
+                  </pic:spPr>
+                </pic:pic>
+              </a:graphicData>
+            </a:graphic>
+          </wp:inline>
+        </w:drawing>
+      </w:r>
+    </w:p>
+    <w:p>
+      <w:pPr>
+        <w:jc w:val="center"/>
+      </w:pPr>
+      <w:r>
+        <w:rPr>
+          <w:i/>
+          <w:sz w:val="20"/>
+        </w:rPr>
+        <w:t>NAB EC2 Network CNN-AE confusion matrix: coherent event capture but broad anomaly coverage.</w:t>
+      </w:r>
     </w:p>
     <w:p>
       <w:r>
@@ -2097,11 +4048,29 @@
       </w:r>
     </w:p>
     <w:p>
+      <w:r>
+        <w:rPr>
+          <w:b/>
+          <w:sz w:val="24"/>
+        </w:rPr>
+        <w:t>7.1 Machine-Learning Findings</w:t>
+      </w:r>
+    </w:p>
+    <w:p>
       <w:pPr>
         <w:jc w:val="both"/>
       </w:pPr>
       <w:r>
-        <w:t>The project now works as a complete end-to-end prototype: offline training and evaluation on the laptop, FastAPI-based telemetry serving, Tailscale communication, artifact transfer to the Pi, and API-backed streaming inference on the Pi.</w:t>
+        <w:t>The main machine-learning result is that no single detector dominates in every regime. On SKAB, calibrated Z-score is the strongest operational detector because it turns one sustained fault into one coherent alert. On the noisier NAB cloud telemetry, the temporal autoencoders are usually stronger, especially when the anomaly is spread across a sequence rather than concentrated in one extreme point. Isolation Forest remains a useful baseline, but its alert stream is often more fragmented than its point-level F1 suggests.</w:t>
+      </w:r>
+    </w:p>
+    <w:p>
+      <w:r>
+        <w:rPr>
+          <w:b/>
+          <w:sz w:val="24"/>
+        </w:rPr>
+        <w:t>7.2 Data and Preprocessing Findings</w:t>
       </w:r>
     </w:p>
     <w:p>
@@ -2109,7 +4078,147 @@
         <w:jc w:val="both"/>
       </w:pPr>
       <w:r>
-        <w:t>From a machine-learning perspective, the main lesson is that there is no single universally best detector. The results show three different regimes:</w:t>
+        <w:t>The report also shows that preprocessing and split design are central to performance. The anomaly-aware NAB split, rolling detrending, lag features, FFT energy, and threshold calibration all materially shape the outcome. Without those steps, the model comparison would have been much less informative. In this project, the anomaly detector is not only the final model; it is the full chain from data preparation through calibration and post-processing.</w:t>
+      </w:r>
+    </w:p>
+    <w:p>
+      <w:r>
+        <w:rPr>
+          <w:b/>
+          <w:sz w:val="24"/>
+        </w:rPr>
+        <w:t>7.3 Deployment Findings</w:t>
+      </w:r>
+    </w:p>
+    <w:p>
+      <w:pPr>
+        <w:jc w:val="both"/>
+      </w:pPr>
+      <w:r>
+        <w:t>The deployment result is that the offline-to-online path works as a real system rather than only as notebook analysis. The laptop performs training, evaluation, and API hosting. The Raspberry Pi performs local inference after receiving the trained artifacts. Tailscale provides the private communication path, FastAPI provides the telemetry endpoint, and the Pi rebuilds the exact offline feature schema before scoring. This feature-schema consistency is the key technical requirement that keeps the streaming baseline path correct.</w:t>
+      </w:r>
+    </w:p>
+    <w:p>
+      <w:r>
+        <w:rPr>
+          <w:b/>
+          <w:sz w:val="24"/>
+        </w:rPr>
+        <w:t>7.4 Limitations</w:t>
+      </w:r>
+    </w:p>
+    <w:p>
+      <w:pPr>
+        <w:jc w:val="both"/>
+      </w:pPr>
+      <w:r>
+        <w:t>The current system still has important limitations:</w:t>
+      </w:r>
+    </w:p>
+    <w:p>
+      <w:pPr>
+        <w:pStyle w:val="ListBullet"/>
+      </w:pPr>
+      <w:r>
+        <w:t>no full Raspberry Pi latency or memory benchmark yet</w:t>
+      </w:r>
+    </w:p>
+    <w:p>
+      <w:pPr>
+        <w:pStyle w:val="ListBullet"/>
+      </w:pPr>
+      <w:r>
+        <w:t>alerts are logged to CSV instead of being integrated into a monitoring stack</w:t>
+      </w:r>
+    </w:p>
+    <w:p>
+      <w:pPr>
+        <w:pStyle w:val="ListBullet"/>
+      </w:pPr>
+      <w:r>
+        <w:t>thresholds are still partly tuned empirically per dataset and model</w:t>
+      </w:r>
+    </w:p>
+    <w:p>
+      <w:pPr>
+        <w:pStyle w:val="ListBullet"/>
+      </w:pPr>
+      <w:r>
+        <w:t>Docker-on-Pi is available as an optional path, but it is not the central validated deployment route used in the report</w:t>
+      </w:r>
+    </w:p>
+    <w:p>
+      <w:r>
+        <w:rPr>
+          <w:b/>
+          <w:sz w:val="24"/>
+        </w:rPr>
+        <w:t>7.5 Future Work</w:t>
+      </w:r>
+    </w:p>
+    <w:p>
+      <w:pPr>
+        <w:jc w:val="both"/>
+      </w:pPr>
+      <w:r>
+        <w:t>The next practical steps are:</w:t>
+      </w:r>
+    </w:p>
+    <w:p>
+      <w:pPr>
+        <w:pStyle w:val="ListBullet"/>
+      </w:pPr>
+      <w:r>
+        <w:t>systematic threshold calibration rather than partly empirical tuning</w:t>
+      </w:r>
+    </w:p>
+    <w:p>
+      <w:pPr>
+        <w:pStyle w:val="ListBullet"/>
+      </w:pPr>
+      <w:r>
+        <w:t>Raspberry Pi latency and memory benchmarking</w:t>
+      </w:r>
+    </w:p>
+    <w:p>
+      <w:pPr>
+        <w:pStyle w:val="ListBullet"/>
+      </w:pPr>
+      <w:r>
+        <w:t>a live sensor or telemetry feed instead of replayed test-stream data</w:t>
+      </w:r>
+    </w:p>
+    <w:p>
+      <w:pPr>
+        <w:pStyle w:val="ListBullet"/>
+      </w:pPr>
+      <w:r>
+        <w:t>integration with an alert dashboard or monitoring stack</w:t>
+      </w:r>
+    </w:p>
+    <w:p>
+      <w:pPr>
+        <w:pStyle w:val="ListBullet"/>
+      </w:pPr>
+      <w:r>
+        <w:t>a fully Dockerized Pi deployment path if container proof becomes a formal requirement</w:t>
+      </w:r>
+    </w:p>
+    <w:p>
+      <w:pPr>
+        <w:jc w:val="both"/>
+      </w:pPr>
+      <w:r>
+        <w:t>Overall, the project demonstrates a technically viable end-to-end anomaly detection system that is interpretable, deployable, and evaluated at both the point level and the event level.</w:t>
+      </w:r>
+    </w:p>
+    <w:p>
+      <w:r>
+        <w:rPr>
+          <w:b/>
+          <w:sz w:val="28"/>
+        </w:rPr>
+        <w:t>8. References</w:t>
       </w:r>
     </w:p>
     <w:p>
@@ -2120,147 +4229,8 @@
           <w:numId w:val="10"/>
         </w:numPr>
       </w:pPr>
-      <w:proofErr w:type="gramStart"/>
-      <w:r>
-        <w:t>a calibrated</w:t>
-      </w:r>
-      <w:proofErr w:type="gramEnd"/>
-      <w:r>
-        <w:t xml:space="preserve"> statistical method can be extremely effective when the anomaly is strong and the stream contains a usable normal warmup segment, as seen on SKAB</w:t>
-      </w:r>
-    </w:p>
-    <w:p>
-      <w:pPr>
-        <w:pStyle w:val="ListNumber"/>
-        <w:numPr>
-          <w:ilvl w:val="0"/>
-          <w:numId w:val="10"/>
-        </w:numPr>
-      </w:pPr>
-      <w:proofErr w:type="gramStart"/>
-      <w:r>
-        <w:t>tree</w:t>
-      </w:r>
-      <w:proofErr w:type="gramEnd"/>
-      <w:r>
-        <w:t>-based unsupervised baselines remain useful, but can become operationally noisy because point detections may fragment into many short events</w:t>
-      </w:r>
-    </w:p>
-    <w:p>
-      <w:pPr>
-        <w:pStyle w:val="ListNumber"/>
-        <w:numPr>
-          <w:ilvl w:val="0"/>
-          <w:numId w:val="10"/>
-        </w:numPr>
-      </w:pPr>
-      <w:r>
-        <w:t>temporal autoencoders become more valuable when anomaly structure is spread across a sequence rather than concentrated in a single extreme point</w:t>
-      </w:r>
-    </w:p>
-    <w:p>
-      <w:pPr>
-        <w:jc w:val="both"/>
-      </w:pPr>
-      <w:r>
-        <w:t>From a data-engineering perspective, preprocessing was not a secondary detail. Several of the strongest results depended on choices such as anomaly-aware NAB splitting, detrending, and threshold calibration. Without those steps, the downstream model comparison would have been much less meaningful. This is an important conclusion for the report: the anomaly detector is not just the final model, but the entire chain of preprocessing, feature construction, calibration, and post-processing.</w:t>
-      </w:r>
-    </w:p>
-    <w:p>
-      <w:pPr>
-        <w:jc w:val="both"/>
-      </w:pPr>
-      <w:r>
-        <w:t>From a deployment perspective, the most important engineering lesson was feature-schema consistency. The Pi cannot simply recreate "similar" features during streaming; it must recreate the *same* features expected by the offline artifact. That is why the streaming code now reads the artifact metadata and uses the saved feature-column definition when rebuilding the baseline feature vector. Without this, the scaler/model pair can break even if training was correct.</w:t>
-      </w:r>
-    </w:p>
-    <w:p>
-      <w:pPr>
-        <w:jc w:val="both"/>
-      </w:pPr>
-      <w:r>
-        <w:t>The Raspberry Pi integration also matters beyond demonstration value. It proves that the project is not limited to offline notebook analysis. The laptop hosts the telemetry API, Tailscale provides private connectivity, and the Pi acts as a separate edge node that performs inference locally. This matches a realistic deployment pattern in which an edge device receives live telemetry from a trusted source, applies lightweight anomaly detection, and emits alerts without retraining models on-device.</w:t>
-      </w:r>
-    </w:p>
-    <w:p>
-      <w:pPr>
-        <w:jc w:val="both"/>
-      </w:pPr>
-      <w:r>
-        <w:t>There are still limitations. The current system logs alerts to CSV rather than forwarding them to a larger monitoring stack. The report also does not claim a full latency benchmark on the Pi, and Docker-on-Pi remains optional rather than central to the demonstrated path. In addition, some thresholds remain tuned empirically per dataset, which is acceptable for a prototype but would need more systematic calibration for production use.</w:t>
-      </w:r>
-    </w:p>
-    <w:p>
-      <w:pPr>
-        <w:jc w:val="both"/>
-      </w:pPr>
-      <w:r>
-        <w:t>Overall, the project demonstrates that:</w:t>
-      </w:r>
-    </w:p>
-    <w:p>
-      <w:pPr>
-        <w:pStyle w:val="ListBullet"/>
-      </w:pPr>
-      <w:r>
-        <w:t>the full offline-to-online pipeline works</w:t>
-      </w:r>
-    </w:p>
-    <w:p>
-      <w:pPr>
-        <w:pStyle w:val="ListBullet"/>
-      </w:pPr>
-      <w:r>
-        <w:t>the Raspberry Pi deployment path is technically viable</w:t>
-      </w:r>
-    </w:p>
-    <w:p>
-      <w:pPr>
-        <w:pStyle w:val="ListBullet"/>
-      </w:pPr>
-      <w:r>
-        <w:t>the advanced models improve the harder cloud telemetry cases</w:t>
-      </w:r>
-    </w:p>
-    <w:p>
-      <w:pPr>
-        <w:pStyle w:val="ListBullet"/>
-      </w:pPr>
-      <w:r>
-        <w:t>strong calibration can keep simple models competitive</w:t>
-      </w:r>
-    </w:p>
-    <w:p>
-      <w:pPr>
-        <w:pStyle w:val="ListBullet"/>
-      </w:pPr>
-      <w:r>
-        <w:t>evaluation must include both point-level and event-level views to reflect real operational behaviour</w:t>
-      </w:r>
-    </w:p>
-    <w:p>
-      <w:pPr>
-        <w:jc w:val="both"/>
-      </w:pPr>
-      <w:r>
-        <w:t>This is the main final conclusion: successful anomaly detection in practice is not only about choosing a model family. It is about building a reliable, interpretable, and deployable system around the model.</w:t>
-      </w:r>
-    </w:p>
-    <w:p>
-      <w:r>
-        <w:rPr>
-          <w:b/>
-          <w:sz w:val="28"/>
-        </w:rPr>
+      <w:r>
         <w:lastRenderedPageBreak/>
-        <w:t>8. References</w:t>
-      </w:r>
-    </w:p>
-    <w:p>
-      <w:pPr>
-        <w:pStyle w:val="ListNumber"/>
-      </w:pPr>
-      <w:r>
         <w:t>Lavin, A., and Ahmad, S. *Evaluating real-time anomaly detection algorithms: the Numenta Anomaly Benchmark*. IEEE ICMLA, 2015.</w:t>
       </w:r>
     </w:p>
@@ -2471,121 +4441,38 @@
       </w:rPr>
     </w:lvl>
   </w:abstractNum>
-  <w:abstractNum w:abstractNumId="9" w15:restartNumberingAfterBreak="0">
-    <w:nsid w:val="6ED06F5B"/>
-    <w:multiLevelType w:val="hybridMultilevel"/>
-    <w:tmpl w:val="6E309EC4"/>
-    <w:lvl w:ilvl="0" w:tplc="2000000F">
-      <w:start w:val="1"/>
-      <w:numFmt w:val="decimal"/>
-      <w:lvlText w:val="%1."/>
-      <w:lvlJc w:val="left"/>
-      <w:pPr>
-        <w:ind w:left="720" w:hanging="360"/>
-      </w:pPr>
-    </w:lvl>
-    <w:lvl w:ilvl="1" w:tplc="20000019" w:tentative="1">
-      <w:start w:val="1"/>
-      <w:numFmt w:val="lowerLetter"/>
-      <w:lvlText w:val="%2."/>
-      <w:lvlJc w:val="left"/>
-      <w:pPr>
-        <w:ind w:left="1440" w:hanging="360"/>
-      </w:pPr>
-    </w:lvl>
-    <w:lvl w:ilvl="2" w:tplc="2000001B" w:tentative="1">
-      <w:start w:val="1"/>
-      <w:numFmt w:val="lowerRoman"/>
-      <w:lvlText w:val="%3."/>
-      <w:lvlJc w:val="right"/>
-      <w:pPr>
-        <w:ind w:left="2160" w:hanging="180"/>
-      </w:pPr>
-    </w:lvl>
-    <w:lvl w:ilvl="3" w:tplc="2000000F" w:tentative="1">
-      <w:start w:val="1"/>
-      <w:numFmt w:val="decimal"/>
-      <w:lvlText w:val="%4."/>
-      <w:lvlJc w:val="left"/>
-      <w:pPr>
-        <w:ind w:left="2880" w:hanging="360"/>
-      </w:pPr>
-    </w:lvl>
-    <w:lvl w:ilvl="4" w:tplc="20000019" w:tentative="1">
-      <w:start w:val="1"/>
-      <w:numFmt w:val="lowerLetter"/>
-      <w:lvlText w:val="%5."/>
-      <w:lvlJc w:val="left"/>
-      <w:pPr>
-        <w:ind w:left="3600" w:hanging="360"/>
-      </w:pPr>
-    </w:lvl>
-    <w:lvl w:ilvl="5" w:tplc="2000001B" w:tentative="1">
-      <w:start w:val="1"/>
-      <w:numFmt w:val="lowerRoman"/>
-      <w:lvlText w:val="%6."/>
-      <w:lvlJc w:val="right"/>
-      <w:pPr>
-        <w:ind w:left="4320" w:hanging="180"/>
-      </w:pPr>
-    </w:lvl>
-    <w:lvl w:ilvl="6" w:tplc="2000000F" w:tentative="1">
-      <w:start w:val="1"/>
-      <w:numFmt w:val="decimal"/>
-      <w:lvlText w:val="%7."/>
-      <w:lvlJc w:val="left"/>
-      <w:pPr>
-        <w:ind w:left="5040" w:hanging="360"/>
-      </w:pPr>
-    </w:lvl>
-    <w:lvl w:ilvl="7" w:tplc="20000019" w:tentative="1">
-      <w:start w:val="1"/>
-      <w:numFmt w:val="lowerLetter"/>
-      <w:lvlText w:val="%8."/>
-      <w:lvlJc w:val="left"/>
-      <w:pPr>
-        <w:ind w:left="5760" w:hanging="360"/>
-      </w:pPr>
-    </w:lvl>
-    <w:lvl w:ilvl="8" w:tplc="2000001B" w:tentative="1">
-      <w:start w:val="1"/>
-      <w:numFmt w:val="lowerRoman"/>
-      <w:lvlText w:val="%9."/>
-      <w:lvlJc w:val="right"/>
-      <w:pPr>
-        <w:ind w:left="6480" w:hanging="180"/>
-      </w:pPr>
-    </w:lvl>
-  </w:abstractNum>
-  <w:num w:numId="1" w16cid:durableId="953900816">
+  <w:num w:numId="1" w16cid:durableId="147136078">
     <w:abstractNumId w:val="8"/>
   </w:num>
-  <w:num w:numId="2" w16cid:durableId="1471512424">
+  <w:num w:numId="2" w16cid:durableId="624119406">
     <w:abstractNumId w:val="6"/>
   </w:num>
-  <w:num w:numId="3" w16cid:durableId="419721772">
+  <w:num w:numId="3" w16cid:durableId="1614946440">
     <w:abstractNumId w:val="5"/>
   </w:num>
-  <w:num w:numId="4" w16cid:durableId="949892405">
+  <w:num w:numId="4" w16cid:durableId="2020159442">
     <w:abstractNumId w:val="4"/>
   </w:num>
-  <w:num w:numId="5" w16cid:durableId="1397124850">
+  <w:num w:numId="5" w16cid:durableId="1108964671">
     <w:abstractNumId w:val="7"/>
   </w:num>
-  <w:num w:numId="6" w16cid:durableId="336998863">
+  <w:num w:numId="6" w16cid:durableId="591161032">
     <w:abstractNumId w:val="3"/>
   </w:num>
-  <w:num w:numId="7" w16cid:durableId="1240092628">
+  <w:num w:numId="7" w16cid:durableId="1495297337">
     <w:abstractNumId w:val="2"/>
   </w:num>
-  <w:num w:numId="8" w16cid:durableId="1671564553">
+  <w:num w:numId="8" w16cid:durableId="860821794">
     <w:abstractNumId w:val="1"/>
   </w:num>
-  <w:num w:numId="9" w16cid:durableId="1481538002">
+  <w:num w:numId="9" w16cid:durableId="1653020677">
     <w:abstractNumId w:val="0"/>
   </w:num>
-  <w:num w:numId="10" w16cid:durableId="1734161844">
-    <w:abstractNumId w:val="9"/>
+  <w:num w:numId="10" w16cid:durableId="456875169">
+    <w:abstractNumId w:val="7"/>
+    <w:lvlOverride w:ilvl="0">
+      <w:startOverride w:val="1"/>
+    </w:lvlOverride>
   </w:num>
 </w:numbering>
 </file>
